--- a/Experiment-9/exp-9.docx
+++ b/Experiment-9/exp-9.docx
@@ -5,6 +5,7 @@
     <w:p>
       <w:pPr>
         <w:rPr>
+          <w:rFonts w:ascii="Segoe UI Emoji" w:hAnsi="Segoe UI Emoji" w:cs="Segoe UI Emoji"/>
           <w:b/>
           <w:bCs/>
           <w:sz w:val="28"/>
@@ -19,64 +20,74 @@
           <w:sz w:val="28"/>
           <w:szCs w:val="28"/>
         </w:rPr>
-        <w:t>🧪</w:t>
-      </w:r>
-      <w:r>
-        <w:rPr>
+        <w:t>PRACTICAL WORKSHEET – EXPERIMENT</w:t>
+      </w:r>
+    </w:p>
+    <w:p>
+      <w:pPr>
+        <w:rPr>
+          <w:rFonts w:ascii="Segoe UI Emoji" w:hAnsi="Segoe UI Emoji" w:cs="Segoe UI Emoji"/>
           <w:b/>
           <w:bCs/>
           <w:sz w:val="28"/>
           <w:szCs w:val="28"/>
         </w:rPr>
-        <w:t xml:space="preserve"> PRACTICAL WORKSHEET – EXPERIMENT</w:t>
-      </w:r>
-    </w:p>
-    <w:p>
-      <w:pPr>
-        <w:rPr>
+      </w:pPr>
+      <w:r>
+        <w:rPr>
+          <w:rFonts w:ascii="Segoe UI Emoji" w:hAnsi="Segoe UI Emoji" w:cs="Segoe UI Emoji"/>
           <w:b/>
           <w:bCs/>
           <w:sz w:val="28"/>
           <w:szCs w:val="28"/>
         </w:rPr>
-      </w:pPr>
-      <w:r>
-        <w:rPr>
+        <w:t>Experiment Title</w:t>
+      </w:r>
+    </w:p>
+    <w:p>
+      <w:pPr>
+        <w:rPr>
+          <w:rFonts w:ascii="Segoe UI Emoji" w:hAnsi="Segoe UI Emoji" w:cs="Segoe UI Emoji"/>
           <w:b/>
           <w:bCs/>
           <w:sz w:val="28"/>
           <w:szCs w:val="28"/>
         </w:rPr>
-        <w:t>Experiment Title</w:t>
-      </w:r>
-    </w:p>
-    <w:p>
-      <w:pPr>
-        <w:rPr>
-          <w:sz w:val="28"/>
-          <w:szCs w:val="28"/>
-        </w:rPr>
-      </w:pPr>
-      <w:r>
-        <w:rPr>
+      </w:pPr>
+      <w:r>
+        <w:rPr>
+          <w:rFonts w:ascii="Segoe UI Emoji" w:hAnsi="Segoe UI Emoji" w:cs="Segoe UI Emoji"/>
           <w:b/>
           <w:bCs/>
           <w:sz w:val="28"/>
           <w:szCs w:val="28"/>
         </w:rPr>
-        <w:t>Design and Implementation of Trigger for Automatic Salary Calculation and Validation in PL/SQL</w:t>
+        <w:t>Design and Implementation of PL/SQL Package for CRUD Operations in Oracle</w:t>
       </w:r>
     </w:p>
     <w:p>
-      <w:r>
-        <w:pict w14:anchorId="29428BA0">
-          <v:rect id="_x0000_i1061" style="width:0;height:1.5pt" o:hralign="center" o:hrstd="t" o:hr="t" fillcolor="#a0a0a0" stroked="f"/>
+      <w:pPr>
+        <w:rPr>
+          <w:rFonts w:ascii="Segoe UI Emoji" w:hAnsi="Segoe UI Emoji" w:cs="Segoe UI Emoji"/>
+          <w:sz w:val="28"/>
+          <w:szCs w:val="28"/>
+        </w:rPr>
+      </w:pPr>
+      <w:r>
+        <w:rPr>
+          <w:rFonts w:ascii="Segoe UI Emoji" w:hAnsi="Segoe UI Emoji" w:cs="Segoe UI Emoji"/>
+          <w:sz w:val="28"/>
+          <w:szCs w:val="28"/>
+        </w:rPr>
+        <w:pict w14:anchorId="329B2CE3">
+          <v:rect id="_x0000_i1025" style="width:0;height:1.5pt" o:hralign="center" o:hrstd="t" o:hr="t" fillcolor="#a0a0a0" stroked="f"/>
         </w:pict>
       </w:r>
     </w:p>
     <w:p>
       <w:pPr>
         <w:rPr>
+          <w:rFonts w:ascii="Segoe UI Emoji" w:hAnsi="Segoe UI Emoji" w:cs="Segoe UI Emoji"/>
           <w:b/>
           <w:bCs/>
           <w:sz w:val="24"/>
@@ -85,6 +96,7 @@
       </w:pPr>
       <w:r>
         <w:rPr>
+          <w:rFonts w:ascii="Segoe UI Emoji" w:hAnsi="Segoe UI Emoji" w:cs="Segoe UI Emoji"/>
           <w:b/>
           <w:bCs/>
           <w:sz w:val="24"/>
@@ -94,30 +106,183 @@
       </w:r>
     </w:p>
     <w:p>
-      <w:r>
-        <w:t xml:space="preserve">The aim of this practical session is to design, implement, and execute a </w:t>
-      </w:r>
-      <w:r>
-        <w:rPr>
+      <w:pPr>
+        <w:rPr>
+          <w:rFonts w:ascii="Segoe UI Emoji" w:hAnsi="Segoe UI Emoji" w:cs="Segoe UI Emoji"/>
+          <w:sz w:val="24"/>
+          <w:szCs w:val="24"/>
+        </w:rPr>
+      </w:pPr>
+      <w:r>
+        <w:rPr>
+          <w:rFonts w:ascii="Segoe UI Emoji" w:hAnsi="Segoe UI Emoji" w:cs="Segoe UI Emoji"/>
+          <w:sz w:val="24"/>
+          <w:szCs w:val="24"/>
+        </w:rPr>
+        <w:t>The aim of this practical session is to design, implement, and execute a PL/SQL package in Oracle that performs CRUD (Create, Read, Update, Delete) operations on an Employee table in a modular, efficient, and reusable manner.</w:t>
+      </w:r>
+    </w:p>
+    <w:p>
+      <w:pPr>
+        <w:rPr>
+          <w:rFonts w:ascii="Segoe UI Emoji" w:hAnsi="Segoe UI Emoji" w:cs="Segoe UI Emoji"/>
+          <w:sz w:val="24"/>
+          <w:szCs w:val="24"/>
+        </w:rPr>
+      </w:pPr>
+      <w:r>
+        <w:rPr>
+          <w:rFonts w:ascii="Segoe UI Emoji" w:hAnsi="Segoe UI Emoji" w:cs="Segoe UI Emoji"/>
+          <w:sz w:val="24"/>
+          <w:szCs w:val="24"/>
+        </w:rPr>
+        <w:pict w14:anchorId="0615DAD5">
+          <v:rect id="_x0000_i1026" style="width:0;height:1.5pt" o:hralign="center" o:hrstd="t" o:hr="t" fillcolor="#a0a0a0" stroked="f"/>
+        </w:pict>
+      </w:r>
+    </w:p>
+    <w:p>
+      <w:pPr>
+        <w:rPr>
+          <w:rFonts w:ascii="Segoe UI Emoji" w:hAnsi="Segoe UI Emoji" w:cs="Segoe UI Emoji"/>
           <w:b/>
           <w:bCs/>
-        </w:rPr>
-        <w:t>database trigger in Oracle PL/SQL</w:t>
-      </w:r>
-      <w:r>
-        <w:t xml:space="preserve"> that automatically calculates the total payable amount of an employee based on working hours and per-hour salary. The experiment also focuses on enforcing business rules by restricting the insertion of records where the calculated amount exceeds a predefined limit.</w:t>
+          <w:sz w:val="24"/>
+          <w:szCs w:val="24"/>
+        </w:rPr>
+      </w:pPr>
+      <w:r>
+        <w:rPr>
+          <w:rFonts w:ascii="Segoe UI Emoji" w:hAnsi="Segoe UI Emoji" w:cs="Segoe UI Emoji"/>
+          <w:b/>
+          <w:bCs/>
+          <w:sz w:val="24"/>
+          <w:szCs w:val="24"/>
+        </w:rPr>
+        <w:t>2. Objective of the Session</w:t>
       </w:r>
     </w:p>
     <w:p>
-      <w:r>
-        <w:pict w14:anchorId="78F352D0">
-          <v:rect id="_x0000_i1062" style="width:0;height:1.5pt" o:hralign="center" o:hrstd="t" o:hr="t" fillcolor="#a0a0a0" stroked="f"/>
-        </w:pict>
+      <w:pPr>
+        <w:rPr>
+          <w:rFonts w:ascii="Segoe UI Emoji" w:hAnsi="Segoe UI Emoji" w:cs="Segoe UI Emoji"/>
+          <w:sz w:val="24"/>
+          <w:szCs w:val="24"/>
+        </w:rPr>
+      </w:pPr>
+      <w:r>
+        <w:rPr>
+          <w:rFonts w:ascii="Segoe UI Emoji" w:hAnsi="Segoe UI Emoji" w:cs="Segoe UI Emoji"/>
+          <w:sz w:val="24"/>
+          <w:szCs w:val="24"/>
+        </w:rPr>
+        <w:t>After completing this practical, the learner will be able to:</w:t>
+      </w:r>
+      <w:r>
+        <w:rPr>
+          <w:rFonts w:ascii="Segoe UI Emoji" w:hAnsi="Segoe UI Emoji" w:cs="Segoe UI Emoji"/>
+          <w:sz w:val="24"/>
+          <w:szCs w:val="24"/>
+        </w:rPr>
+        <w:br/>
+        <w:t>· Understand the concept and importance of packages in PL/SQL</w:t>
+      </w:r>
+      <w:r>
+        <w:rPr>
+          <w:rFonts w:ascii="Segoe UI Emoji" w:hAnsi="Segoe UI Emoji" w:cs="Segoe UI Emoji"/>
+          <w:sz w:val="24"/>
+          <w:szCs w:val="24"/>
+        </w:rPr>
+        <w:br/>
+        <w:t>· Differentiate between package specification and package body</w:t>
+      </w:r>
+      <w:r>
+        <w:rPr>
+          <w:rFonts w:ascii="Segoe UI Emoji" w:hAnsi="Segoe UI Emoji" w:cs="Segoe UI Emoji"/>
+          <w:sz w:val="24"/>
+          <w:szCs w:val="24"/>
+        </w:rPr>
+        <w:br/>
+        <w:t>· Implement modular database programming using packages</w:t>
+      </w:r>
+      <w:r>
+        <w:rPr>
+          <w:rFonts w:ascii="Segoe UI Emoji" w:hAnsi="Segoe UI Emoji" w:cs="Segoe UI Emoji"/>
+          <w:sz w:val="24"/>
+          <w:szCs w:val="24"/>
+        </w:rPr>
+        <w:br/>
+        <w:t>· Perform CRUD operations using stored procedures inside packages</w:t>
+      </w:r>
+      <w:r>
+        <w:rPr>
+          <w:rFonts w:ascii="Segoe UI Emoji" w:hAnsi="Segoe UI Emoji" w:cs="Segoe UI Emoji"/>
+          <w:sz w:val="24"/>
+          <w:szCs w:val="24"/>
+        </w:rPr>
+        <w:br/>
+        <w:t>· Improve performance using precompiled database objects</w:t>
+      </w:r>
+      <w:r>
+        <w:rPr>
+          <w:rFonts w:ascii="Segoe UI Emoji" w:hAnsi="Segoe UI Emoji" w:cs="Segoe UI Emoji"/>
+          <w:sz w:val="24"/>
+          <w:szCs w:val="24"/>
+        </w:rPr>
+        <w:br/>
+        <w:t>· Enhance code reusability and maintainability</w:t>
+      </w:r>
+      <w:r>
+        <w:rPr>
+          <w:rFonts w:ascii="Segoe UI Emoji" w:hAnsi="Segoe UI Emoji" w:cs="Segoe UI Emoji"/>
+          <w:sz w:val="24"/>
+          <w:szCs w:val="24"/>
+        </w:rPr>
+        <w:br/>
+        <w:t>· Use DBMS_OUTPUT for displaying results</w:t>
+      </w:r>
+      <w:r>
+        <w:rPr>
+          <w:rFonts w:ascii="Segoe UI Emoji" w:hAnsi="Segoe UI Emoji" w:cs="Segoe UI Emoji"/>
+          <w:sz w:val="24"/>
+          <w:szCs w:val="24"/>
+        </w:rPr>
+        <w:br/>
+        <w:t>· Handle exceptions using PL/SQL mechanisms</w:t>
+      </w:r>
+      <w:r>
+        <w:rPr>
+          <w:rFonts w:ascii="Segoe UI Emoji" w:hAnsi="Segoe UI Emoji" w:cs="Segoe UI Emoji"/>
+          <w:sz w:val="24"/>
+          <w:szCs w:val="24"/>
+        </w:rPr>
+        <w:br/>
+        <w:t>· Develop structured and industry-relevant database applications</w:t>
       </w:r>
     </w:p>
     <w:p>
       <w:pPr>
         <w:rPr>
+          <w:rFonts w:ascii="Segoe UI Emoji" w:hAnsi="Segoe UI Emoji" w:cs="Segoe UI Emoji"/>
+          <w:sz w:val="24"/>
+          <w:szCs w:val="24"/>
+        </w:rPr>
+      </w:pPr>
+      <w:r>
+        <w:rPr>
+          <w:rFonts w:ascii="Segoe UI Emoji" w:hAnsi="Segoe UI Emoji" w:cs="Segoe UI Emoji"/>
+          <w:sz w:val="24"/>
+          <w:szCs w:val="24"/>
+        </w:rPr>
+        <w:pict w14:anchorId="0F78D31B">
+          <v:rect id="_x0000_i1027" style="width:0;height:1.5pt" o:hralign="center" o:hrstd="t" o:hr="t" fillcolor="#a0a0a0" stroked="f"/>
+        </w:pict>
+      </w:r>
+    </w:p>
+    <w:p>
+      <w:pPr>
+        <w:rPr>
+          <w:rFonts w:ascii="Segoe UI Emoji" w:hAnsi="Segoe UI Emoji" w:cs="Segoe UI Emoji"/>
           <w:b/>
           <w:bCs/>
           <w:sz w:val="24"/>
@@ -126,708 +291,694 @@
       </w:pPr>
       <w:r>
         <w:rPr>
+          <w:rFonts w:ascii="Segoe UI Emoji" w:hAnsi="Segoe UI Emoji" w:cs="Segoe UI Emoji"/>
           <w:b/>
           <w:bCs/>
           <w:sz w:val="24"/>
           <w:szCs w:val="24"/>
         </w:rPr>
-        <w:t>2. Objective of the Session</w:t>
+        <w:t>3. Practical / Experiment Steps</w:t>
       </w:r>
     </w:p>
     <w:p>
-      <w:r>
-        <w:t>After completing this practical, the learner will be able to:</w:t>
+      <w:pPr>
+        <w:numPr>
+          <w:ilvl w:val="0"/>
+          <w:numId w:val="6"/>
+        </w:numPr>
+        <w:rPr>
+          <w:rFonts w:ascii="Segoe UI Emoji" w:hAnsi="Segoe UI Emoji" w:cs="Segoe UI Emoji"/>
+          <w:sz w:val="24"/>
+          <w:szCs w:val="24"/>
+        </w:rPr>
+      </w:pPr>
+      <w:r>
+        <w:rPr>
+          <w:rFonts w:ascii="Segoe UI Emoji" w:hAnsi="Segoe UI Emoji" w:cs="Segoe UI Emoji"/>
+          <w:sz w:val="24"/>
+          <w:szCs w:val="24"/>
+        </w:rPr>
+        <w:t xml:space="preserve">Design and create an Employee table with attributes such as emp_id, emp_name, and salary. </w:t>
       </w:r>
     </w:p>
     <w:p>
       <w:pPr>
         <w:numPr>
           <w:ilvl w:val="0"/>
-          <w:numId w:val="1"/>
+          <w:numId w:val="6"/>
         </w:numPr>
-      </w:pPr>
-      <w:r>
-        <w:t xml:space="preserve">Understand the concept and importance of </w:t>
-      </w:r>
-      <w:r>
-        <w:rPr>
+        <w:rPr>
+          <w:rFonts w:ascii="Segoe UI Emoji" w:hAnsi="Segoe UI Emoji" w:cs="Segoe UI Emoji"/>
+          <w:sz w:val="24"/>
+          <w:szCs w:val="24"/>
+        </w:rPr>
+      </w:pPr>
+      <w:r>
+        <w:rPr>
+          <w:rFonts w:ascii="Segoe UI Emoji" w:hAnsi="Segoe UI Emoji" w:cs="Segoe UI Emoji"/>
+          <w:sz w:val="24"/>
+          <w:szCs w:val="24"/>
+        </w:rPr>
+        <w:t xml:space="preserve">Drop existing objects (table/package) if already present. </w:t>
+      </w:r>
+    </w:p>
+    <w:p>
+      <w:pPr>
+        <w:numPr>
+          <w:ilvl w:val="0"/>
+          <w:numId w:val="6"/>
+        </w:numPr>
+        <w:rPr>
+          <w:rFonts w:ascii="Segoe UI Emoji" w:hAnsi="Segoe UI Emoji" w:cs="Segoe UI Emoji"/>
+          <w:sz w:val="24"/>
+          <w:szCs w:val="24"/>
+        </w:rPr>
+      </w:pPr>
+      <w:r>
+        <w:rPr>
+          <w:rFonts w:ascii="Segoe UI Emoji" w:hAnsi="Segoe UI Emoji" w:cs="Segoe UI Emoji"/>
+          <w:sz w:val="24"/>
+          <w:szCs w:val="24"/>
+        </w:rPr>
+        <w:t xml:space="preserve">Create a package specification (emp_package) declaring procedures for CRUD operations. </w:t>
+      </w:r>
+    </w:p>
+    <w:p>
+      <w:pPr>
+        <w:numPr>
+          <w:ilvl w:val="0"/>
+          <w:numId w:val="6"/>
+        </w:numPr>
+        <w:rPr>
+          <w:rFonts w:ascii="Segoe UI Emoji" w:hAnsi="Segoe UI Emoji" w:cs="Segoe UI Emoji"/>
+          <w:sz w:val="24"/>
+          <w:szCs w:val="24"/>
+        </w:rPr>
+      </w:pPr>
+      <w:r>
+        <w:rPr>
+          <w:rFonts w:ascii="Segoe UI Emoji" w:hAnsi="Segoe UI Emoji" w:cs="Segoe UI Emoji"/>
+          <w:sz w:val="24"/>
+          <w:szCs w:val="24"/>
+        </w:rPr>
+        <w:t>Define procedures for:</w:t>
+      </w:r>
+      <w:r>
+        <w:rPr>
+          <w:rFonts w:ascii="Segoe UI Emoji" w:hAnsi="Segoe UI Emoji" w:cs="Segoe UI Emoji"/>
+          <w:sz w:val="24"/>
+          <w:szCs w:val="24"/>
+        </w:rPr>
+        <w:br/>
+        <w:t>· Insert (add_employee)</w:t>
+      </w:r>
+      <w:r>
+        <w:rPr>
+          <w:rFonts w:ascii="Segoe UI Emoji" w:hAnsi="Segoe UI Emoji" w:cs="Segoe UI Emoji"/>
+          <w:sz w:val="24"/>
+          <w:szCs w:val="24"/>
+        </w:rPr>
+        <w:br/>
+        <w:t>· Select (get_employee)</w:t>
+      </w:r>
+      <w:r>
+        <w:rPr>
+          <w:rFonts w:ascii="Segoe UI Emoji" w:hAnsi="Segoe UI Emoji" w:cs="Segoe UI Emoji"/>
+          <w:sz w:val="24"/>
+          <w:szCs w:val="24"/>
+        </w:rPr>
+        <w:br/>
+        <w:t>· Update (update_salary)</w:t>
+      </w:r>
+      <w:r>
+        <w:rPr>
+          <w:rFonts w:ascii="Segoe UI Emoji" w:hAnsi="Segoe UI Emoji" w:cs="Segoe UI Emoji"/>
+          <w:sz w:val="24"/>
+          <w:szCs w:val="24"/>
+        </w:rPr>
+        <w:br/>
+        <w:t xml:space="preserve">· Delete (delete_employee) </w:t>
+      </w:r>
+    </w:p>
+    <w:p>
+      <w:pPr>
+        <w:numPr>
+          <w:ilvl w:val="0"/>
+          <w:numId w:val="6"/>
+        </w:numPr>
+        <w:rPr>
+          <w:rFonts w:ascii="Segoe UI Emoji" w:hAnsi="Segoe UI Emoji" w:cs="Segoe UI Emoji"/>
+          <w:sz w:val="24"/>
+          <w:szCs w:val="24"/>
+        </w:rPr>
+      </w:pPr>
+      <w:r>
+        <w:rPr>
+          <w:rFonts w:ascii="Segoe UI Emoji" w:hAnsi="Segoe UI Emoji" w:cs="Segoe UI Emoji"/>
+          <w:sz w:val="24"/>
+          <w:szCs w:val="24"/>
+        </w:rPr>
+        <w:lastRenderedPageBreak/>
+        <w:t xml:space="preserve">Implement the package body with actual logic. </w:t>
+      </w:r>
+    </w:p>
+    <w:p>
+      <w:pPr>
+        <w:numPr>
+          <w:ilvl w:val="0"/>
+          <w:numId w:val="6"/>
+        </w:numPr>
+        <w:rPr>
+          <w:rFonts w:ascii="Segoe UI Emoji" w:hAnsi="Segoe UI Emoji" w:cs="Segoe UI Emoji"/>
+          <w:sz w:val="24"/>
+          <w:szCs w:val="24"/>
+        </w:rPr>
+      </w:pPr>
+      <w:r>
+        <w:rPr>
+          <w:rFonts w:ascii="Segoe UI Emoji" w:hAnsi="Segoe UI Emoji" w:cs="Segoe UI Emoji"/>
+          <w:sz w:val="24"/>
+          <w:szCs w:val="24"/>
+        </w:rPr>
+        <w:t xml:space="preserve">Use SQL statements (INSERT, SELECT, UPDATE, DELETE) inside procedures. </w:t>
+      </w:r>
+    </w:p>
+    <w:p>
+      <w:pPr>
+        <w:numPr>
+          <w:ilvl w:val="0"/>
+          <w:numId w:val="6"/>
+        </w:numPr>
+        <w:rPr>
+          <w:rFonts w:ascii="Segoe UI Emoji" w:hAnsi="Segoe UI Emoji" w:cs="Segoe UI Emoji"/>
+          <w:sz w:val="24"/>
+          <w:szCs w:val="24"/>
+        </w:rPr>
+      </w:pPr>
+      <w:r>
+        <w:rPr>
+          <w:rFonts w:ascii="Segoe UI Emoji" w:hAnsi="Segoe UI Emoji" w:cs="Segoe UI Emoji"/>
+          <w:sz w:val="24"/>
+          <w:szCs w:val="24"/>
+        </w:rPr>
+        <w:t xml:space="preserve">Use DBMS_OUTPUT.PUT_LINE to display messages. </w:t>
+      </w:r>
+    </w:p>
+    <w:p>
+      <w:pPr>
+        <w:numPr>
+          <w:ilvl w:val="0"/>
+          <w:numId w:val="6"/>
+        </w:numPr>
+        <w:rPr>
+          <w:rFonts w:ascii="Segoe UI Emoji" w:hAnsi="Segoe UI Emoji" w:cs="Segoe UI Emoji"/>
+          <w:sz w:val="24"/>
+          <w:szCs w:val="24"/>
+        </w:rPr>
+      </w:pPr>
+      <w:r>
+        <w:rPr>
+          <w:rFonts w:ascii="Segoe UI Emoji" w:hAnsi="Segoe UI Emoji" w:cs="Segoe UI Emoji"/>
+          <w:sz w:val="24"/>
+          <w:szCs w:val="24"/>
+        </w:rPr>
+        <w:t xml:space="preserve">Handle exceptions using NO_DATA_FOUND. </w:t>
+      </w:r>
+    </w:p>
+    <w:p>
+      <w:pPr>
+        <w:numPr>
+          <w:ilvl w:val="0"/>
+          <w:numId w:val="6"/>
+        </w:numPr>
+        <w:rPr>
+          <w:rFonts w:ascii="Segoe UI Emoji" w:hAnsi="Segoe UI Emoji" w:cs="Segoe UI Emoji"/>
+          <w:sz w:val="24"/>
+          <w:szCs w:val="24"/>
+        </w:rPr>
+      </w:pPr>
+      <w:r>
+        <w:rPr>
+          <w:rFonts w:ascii="Segoe UI Emoji" w:hAnsi="Segoe UI Emoji" w:cs="Segoe UI Emoji"/>
+          <w:sz w:val="24"/>
+          <w:szCs w:val="24"/>
+        </w:rPr>
+        <w:t xml:space="preserve">Compile the package successfully. </w:t>
+      </w:r>
+    </w:p>
+    <w:p>
+      <w:pPr>
+        <w:numPr>
+          <w:ilvl w:val="0"/>
+          <w:numId w:val="6"/>
+        </w:numPr>
+        <w:rPr>
+          <w:rFonts w:ascii="Segoe UI Emoji" w:hAnsi="Segoe UI Emoji" w:cs="Segoe UI Emoji"/>
+          <w:sz w:val="24"/>
+          <w:szCs w:val="24"/>
+        </w:rPr>
+      </w:pPr>
+      <w:r>
+        <w:rPr>
+          <w:rFonts w:ascii="Segoe UI Emoji" w:hAnsi="Segoe UI Emoji" w:cs="Segoe UI Emoji"/>
+          <w:sz w:val="24"/>
+          <w:szCs w:val="24"/>
+        </w:rPr>
+        <w:t xml:space="preserve">Execute procedures using anonymous PL/SQL blocks. </w:t>
+      </w:r>
+    </w:p>
+    <w:p>
+      <w:pPr>
+        <w:numPr>
+          <w:ilvl w:val="0"/>
+          <w:numId w:val="6"/>
+        </w:numPr>
+        <w:rPr>
+          <w:rFonts w:ascii="Segoe UI Emoji" w:hAnsi="Segoe UI Emoji" w:cs="Segoe UI Emoji"/>
+          <w:sz w:val="24"/>
+          <w:szCs w:val="24"/>
+        </w:rPr>
+      </w:pPr>
+      <w:r>
+        <w:rPr>
+          <w:rFonts w:ascii="Segoe UI Emoji" w:hAnsi="Segoe UI Emoji" w:cs="Segoe UI Emoji"/>
+          <w:sz w:val="24"/>
+          <w:szCs w:val="24"/>
+        </w:rPr>
+        <w:t xml:space="preserve">Verify results by querying the table. </w:t>
+      </w:r>
+    </w:p>
+    <w:p>
+      <w:pPr>
+        <w:numPr>
+          <w:ilvl w:val="0"/>
+          <w:numId w:val="6"/>
+        </w:numPr>
+        <w:rPr>
+          <w:rFonts w:ascii="Segoe UI Emoji" w:hAnsi="Segoe UI Emoji" w:cs="Segoe UI Emoji"/>
+          <w:sz w:val="24"/>
+          <w:szCs w:val="24"/>
+        </w:rPr>
+      </w:pPr>
+      <w:r>
+        <w:rPr>
+          <w:rFonts w:ascii="Segoe UI Emoji" w:hAnsi="Segoe UI Emoji" w:cs="Segoe UI Emoji"/>
+          <w:sz w:val="24"/>
+          <w:szCs w:val="24"/>
+        </w:rPr>
+        <w:t xml:space="preserve">Capture screenshots of execution and output for documentation. </w:t>
+      </w:r>
+    </w:p>
+    <w:p>
+      <w:pPr>
+        <w:rPr>
+          <w:rFonts w:ascii="Segoe UI Emoji" w:hAnsi="Segoe UI Emoji" w:cs="Segoe UI Emoji"/>
+          <w:sz w:val="24"/>
+          <w:szCs w:val="24"/>
+        </w:rPr>
+      </w:pPr>
+      <w:r>
+        <w:rPr>
+          <w:rFonts w:ascii="Segoe UI Emoji" w:hAnsi="Segoe UI Emoji" w:cs="Segoe UI Emoji"/>
+          <w:sz w:val="24"/>
+          <w:szCs w:val="24"/>
+        </w:rPr>
+        <w:pict w14:anchorId="29476F5A">
+          <v:rect id="_x0000_i1028" style="width:0;height:1.5pt" o:hralign="center" o:hrstd="t" o:hr="t" fillcolor="#a0a0a0" stroked="f"/>
+        </w:pict>
+      </w:r>
+    </w:p>
+    <w:p>
+      <w:pPr>
+        <w:rPr>
+          <w:rFonts w:ascii="Segoe UI Emoji" w:hAnsi="Segoe UI Emoji" w:cs="Segoe UI Emoji"/>
           <w:b/>
           <w:bCs/>
-        </w:rPr>
-        <w:t>triggers in database systems</w:t>
-      </w:r>
-      <w:r>
-        <w:t xml:space="preserve"> </w:t>
+          <w:sz w:val="24"/>
+          <w:szCs w:val="24"/>
+        </w:rPr>
+      </w:pPr>
+      <w:r>
+        <w:rPr>
+          <w:rFonts w:ascii="Segoe UI Emoji" w:hAnsi="Segoe UI Emoji" w:cs="Segoe UI Emoji"/>
+          <w:b/>
+          <w:bCs/>
+          <w:sz w:val="24"/>
+          <w:szCs w:val="24"/>
+        </w:rPr>
+        <w:t>4. Procedure of the Practical</w:t>
       </w:r>
     </w:p>
     <w:p>
       <w:pPr>
-        <w:numPr>
-          <w:ilvl w:val="0"/>
-          <w:numId w:val="1"/>
-        </w:numPr>
-      </w:pPr>
-      <w:r>
-        <w:t xml:space="preserve">Differentiate between </w:t>
-      </w:r>
-      <w:r>
-        <w:rPr>
+        <w:rPr>
+          <w:rFonts w:ascii="Segoe UI Emoji" w:hAnsi="Segoe UI Emoji" w:cs="Segoe UI Emoji"/>
+          <w:sz w:val="24"/>
+          <w:szCs w:val="24"/>
+        </w:rPr>
+      </w:pPr>
+      <w:r>
+        <w:rPr>
+          <w:rFonts w:ascii="Segoe UI Emoji" w:hAnsi="Segoe UI Emoji" w:cs="Segoe UI Emoji"/>
+          <w:sz w:val="24"/>
+          <w:szCs w:val="24"/>
+        </w:rPr>
+        <w:t>(i) Start the system and log in with valid credentials.</w:t>
+      </w:r>
+      <w:r>
+        <w:rPr>
+          <w:rFonts w:ascii="Segoe UI Emoji" w:hAnsi="Segoe UI Emoji" w:cs="Segoe UI Emoji"/>
+          <w:sz w:val="24"/>
+          <w:szCs w:val="24"/>
+        </w:rPr>
+        <w:br/>
+        <w:t>(ii) Open Oracle SQL*Plus / SQL Developer / Live SQL.</w:t>
+      </w:r>
+      <w:r>
+        <w:rPr>
+          <w:rFonts w:ascii="Segoe UI Emoji" w:hAnsi="Segoe UI Emoji" w:cs="Segoe UI Emoji"/>
+          <w:sz w:val="24"/>
+          <w:szCs w:val="24"/>
+        </w:rPr>
+        <w:br/>
+        <w:t>(iii) Enable output using SET SERVEROUTPUT ON.</w:t>
+      </w:r>
+      <w:r>
+        <w:rPr>
+          <w:rFonts w:ascii="Segoe UI Emoji" w:hAnsi="Segoe UI Emoji" w:cs="Segoe UI Emoji"/>
+          <w:sz w:val="24"/>
+          <w:szCs w:val="24"/>
+        </w:rPr>
+        <w:br/>
+        <w:t>(iv) Drop the Employee table and package if already existing.</w:t>
+      </w:r>
+      <w:r>
+        <w:rPr>
+          <w:rFonts w:ascii="Segoe UI Emoji" w:hAnsi="Segoe UI Emoji" w:cs="Segoe UI Emoji"/>
+          <w:sz w:val="24"/>
+          <w:szCs w:val="24"/>
+        </w:rPr>
+        <w:br/>
+        <w:t>(v) Create the Employee table using SQL commands.</w:t>
+      </w:r>
+      <w:r>
+        <w:rPr>
+          <w:rFonts w:ascii="Segoe UI Emoji" w:hAnsi="Segoe UI Emoji" w:cs="Segoe UI Emoji"/>
+          <w:sz w:val="24"/>
+          <w:szCs w:val="24"/>
+        </w:rPr>
+        <w:br/>
+        <w:t>(vi) Write the package specification (interface).</w:t>
+      </w:r>
+      <w:r>
+        <w:rPr>
+          <w:rFonts w:ascii="Segoe UI Emoji" w:hAnsi="Segoe UI Emoji" w:cs="Segoe UI Emoji"/>
+          <w:sz w:val="24"/>
+          <w:szCs w:val="24"/>
+        </w:rPr>
+        <w:br/>
+        <w:t>(vii) Write the package body (implementation).</w:t>
+      </w:r>
+      <w:r>
+        <w:rPr>
+          <w:rFonts w:ascii="Segoe UI Emoji" w:hAnsi="Segoe UI Emoji" w:cs="Segoe UI Emoji"/>
+          <w:sz w:val="24"/>
+          <w:szCs w:val="24"/>
+        </w:rPr>
+        <w:br/>
+        <w:t>(viii) Compile both specification and body successfully.</w:t>
+      </w:r>
+      <w:r>
+        <w:rPr>
+          <w:rFonts w:ascii="Segoe UI Emoji" w:hAnsi="Segoe UI Emoji" w:cs="Segoe UI Emoji"/>
+          <w:sz w:val="24"/>
+          <w:szCs w:val="24"/>
+        </w:rPr>
+        <w:br/>
+        <w:t>(ix) Execute procedures using BEGIN...END blocks.</w:t>
+      </w:r>
+      <w:r>
+        <w:rPr>
+          <w:rFonts w:ascii="Segoe UI Emoji" w:hAnsi="Segoe UI Emoji" w:cs="Segoe UI Emoji"/>
+          <w:sz w:val="24"/>
+          <w:szCs w:val="24"/>
+        </w:rPr>
+        <w:br/>
+        <w:t>(x) Insert sample records using add_employee procedure.</w:t>
+      </w:r>
+      <w:r>
+        <w:rPr>
+          <w:rFonts w:ascii="Segoe UI Emoji" w:hAnsi="Segoe UI Emoji" w:cs="Segoe UI Emoji"/>
+          <w:sz w:val="24"/>
+          <w:szCs w:val="24"/>
+        </w:rPr>
+        <w:br/>
+        <w:t>(xi) Retrieve records using get_employee procedure.</w:t>
+      </w:r>
+      <w:r>
+        <w:rPr>
+          <w:rFonts w:ascii="Segoe UI Emoji" w:hAnsi="Segoe UI Emoji" w:cs="Segoe UI Emoji"/>
+          <w:sz w:val="24"/>
+          <w:szCs w:val="24"/>
+        </w:rPr>
+        <w:br/>
+        <w:t>(xii) Update records using update_salary procedure.</w:t>
+      </w:r>
+      <w:r>
+        <w:rPr>
+          <w:rFonts w:ascii="Segoe UI Emoji" w:hAnsi="Segoe UI Emoji" w:cs="Segoe UI Emoji"/>
+          <w:sz w:val="24"/>
+          <w:szCs w:val="24"/>
+        </w:rPr>
+        <w:br/>
+        <w:t>(xiii) Delete records using delete_employee procedure.</w:t>
+      </w:r>
+      <w:r>
+        <w:rPr>
+          <w:rFonts w:ascii="Segoe UI Emoji" w:hAnsi="Segoe UI Emoji" w:cs="Segoe UI Emoji"/>
+          <w:sz w:val="24"/>
+          <w:szCs w:val="24"/>
+        </w:rPr>
+        <w:br/>
+        <w:t>(xiv) Observe output and verify correctness.</w:t>
+      </w:r>
+      <w:r>
+        <w:rPr>
+          <w:rFonts w:ascii="Segoe UI Emoji" w:hAnsi="Segoe UI Emoji" w:cs="Segoe UI Emoji"/>
+          <w:sz w:val="24"/>
+          <w:szCs w:val="24"/>
+        </w:rPr>
+        <w:br/>
+        <w:t>(xv) Save code and capture screenshots.</w:t>
+      </w:r>
+    </w:p>
+    <w:p>
+      <w:pPr>
+        <w:rPr>
+          <w:rFonts w:ascii="Segoe UI Emoji" w:hAnsi="Segoe UI Emoji" w:cs="Segoe UI Emoji"/>
+          <w:sz w:val="24"/>
+          <w:szCs w:val="24"/>
+        </w:rPr>
+      </w:pPr>
+      <w:r>
+        <w:rPr>
+          <w:rFonts w:ascii="Segoe UI Emoji" w:hAnsi="Segoe UI Emoji" w:cs="Segoe UI Emoji"/>
+          <w:sz w:val="24"/>
+          <w:szCs w:val="24"/>
+        </w:rPr>
+        <w:pict w14:anchorId="3487A08B">
+          <v:rect id="_x0000_i1029" style="width:0;height:1.5pt" o:hralign="center" o:hrstd="t" o:hr="t" fillcolor="#a0a0a0" stroked="f"/>
+        </w:pict>
+      </w:r>
+    </w:p>
+    <w:p>
+      <w:pPr>
+        <w:rPr>
+          <w:rFonts w:ascii="Segoe UI Emoji" w:hAnsi="Segoe UI Emoji" w:cs="Segoe UI Emoji"/>
           <w:b/>
           <w:bCs/>
-        </w:rPr>
-        <w:t>BEFORE and AFTER triggers</w:t>
-      </w:r>
-      <w:r>
-        <w:t xml:space="preserve"> </w:t>
+          <w:sz w:val="24"/>
+          <w:szCs w:val="24"/>
+        </w:rPr>
+      </w:pPr>
+      <w:r>
+        <w:rPr>
+          <w:rFonts w:ascii="Segoe UI Emoji" w:hAnsi="Segoe UI Emoji" w:cs="Segoe UI Emoji"/>
+          <w:b/>
+          <w:bCs/>
+          <w:sz w:val="24"/>
+          <w:szCs w:val="24"/>
+        </w:rPr>
+        <w:t>5. I/O Analysis (Input / Output Analysis)</w:t>
       </w:r>
     </w:p>
     <w:p>
       <w:pPr>
-        <w:numPr>
-          <w:ilvl w:val="0"/>
-          <w:numId w:val="1"/>
-        </w:numPr>
-      </w:pPr>
-      <w:r>
-        <w:t xml:space="preserve">Implement a </w:t>
-      </w:r>
-      <w:r>
-        <w:rPr>
-          <w:b/>
-          <w:bCs/>
-        </w:rPr>
-        <w:t>BEFORE INSERT trigger</w:t>
-      </w:r>
-      <w:r>
-        <w:t xml:space="preserve"> in PL/SQL </w:t>
+        <w:rPr>
+          <w:rFonts w:ascii="Segoe UI Emoji" w:hAnsi="Segoe UI Emoji" w:cs="Segoe UI Emoji"/>
+          <w:sz w:val="24"/>
+          <w:szCs w:val="24"/>
+        </w:rPr>
+      </w:pPr>
+      <w:r>
+        <w:rPr>
+          <w:rFonts w:ascii="Segoe UI Emoji" w:hAnsi="Segoe UI Emoji" w:cs="Segoe UI Emoji"/>
+          <w:sz w:val="24"/>
+          <w:szCs w:val="24"/>
+        </w:rPr>
+        <w:t>Input</w:t>
       </w:r>
     </w:p>
     <w:p>
       <w:pPr>
-        <w:numPr>
-          <w:ilvl w:val="0"/>
-          <w:numId w:val="1"/>
-        </w:numPr>
-      </w:pPr>
-      <w:r>
-        <w:t xml:space="preserve">Perform automatic calculations using trigger logic </w:t>
+        <w:rPr>
+          <w:rFonts w:ascii="Segoe UI Emoji" w:hAnsi="Segoe UI Emoji" w:cs="Segoe UI Emoji"/>
+          <w:sz w:val="24"/>
+          <w:szCs w:val="24"/>
+        </w:rPr>
+      </w:pPr>
+      <w:r>
+        <w:rPr>
+          <w:rFonts w:ascii="Segoe UI Emoji" w:hAnsi="Segoe UI Emoji" w:cs="Segoe UI Emoji"/>
+          <w:sz w:val="24"/>
+          <w:szCs w:val="24"/>
+        </w:rPr>
+        <w:t>· SQL commands for creating Employee table</w:t>
+      </w:r>
+      <w:r>
+        <w:rPr>
+          <w:rFonts w:ascii="Segoe UI Emoji" w:hAnsi="Segoe UI Emoji" w:cs="Segoe UI Emoji"/>
+          <w:sz w:val="24"/>
+          <w:szCs w:val="24"/>
+        </w:rPr>
+        <w:br/>
+        <w:t>· Package specification and package body</w:t>
+      </w:r>
+      <w:r>
+        <w:rPr>
+          <w:rFonts w:ascii="Segoe UI Emoji" w:hAnsi="Segoe UI Emoji" w:cs="Segoe UI Emoji"/>
+          <w:sz w:val="24"/>
+          <w:szCs w:val="24"/>
+        </w:rPr>
+        <w:br/>
+        <w:t>· PL/SQL procedures for CRUD operations</w:t>
+      </w:r>
+      <w:r>
+        <w:rPr>
+          <w:rFonts w:ascii="Segoe UI Emoji" w:hAnsi="Segoe UI Emoji" w:cs="Segoe UI Emoji"/>
+          <w:sz w:val="24"/>
+          <w:szCs w:val="24"/>
+        </w:rPr>
+        <w:br/>
+        <w:t>· Anonymous PL/SQL blocks for execution</w:t>
+      </w:r>
+      <w:r>
+        <w:rPr>
+          <w:rFonts w:ascii="Segoe UI Emoji" w:hAnsi="Segoe UI Emoji" w:cs="Segoe UI Emoji"/>
+          <w:sz w:val="24"/>
+          <w:szCs w:val="24"/>
+        </w:rPr>
+        <w:br/>
+        <w:t>· Input values: emp_id, emp_name, salary</w:t>
       </w:r>
     </w:p>
     <w:p>
       <w:pPr>
-        <w:numPr>
-          <w:ilvl w:val="0"/>
-          <w:numId w:val="1"/>
-        </w:numPr>
-      </w:pPr>
-      <w:r>
-        <w:t xml:space="preserve">Enforce constraints at the database level </w:t>
+        <w:rPr>
+          <w:rFonts w:ascii="Segoe UI Emoji" w:hAnsi="Segoe UI Emoji" w:cs="Segoe UI Emoji"/>
+          <w:sz w:val="24"/>
+          <w:szCs w:val="24"/>
+        </w:rPr>
+      </w:pPr>
+      <w:r>
+        <w:rPr>
+          <w:rFonts w:ascii="Segoe UI Emoji" w:hAnsi="Segoe UI Emoji" w:cs="Segoe UI Emoji"/>
+          <w:sz w:val="24"/>
+          <w:szCs w:val="24"/>
+        </w:rPr>
+        <w:lastRenderedPageBreak/>
+        <w:t>Output</w:t>
       </w:r>
     </w:p>
     <w:p>
       <w:pPr>
-        <w:numPr>
-          <w:ilvl w:val="0"/>
-          <w:numId w:val="1"/>
-        </w:numPr>
-      </w:pPr>
-      <w:r>
-        <w:t xml:space="preserve">Handle exceptions using PL/SQL mechanisms </w:t>
+        <w:rPr>
+          <w:rFonts w:ascii="Segoe UI Emoji" w:hAnsi="Segoe UI Emoji" w:cs="Segoe UI Emoji"/>
+          <w:sz w:val="24"/>
+          <w:szCs w:val="24"/>
+        </w:rPr>
+      </w:pPr>
+      <w:r>
+        <w:rPr>
+          <w:rFonts w:ascii="Segoe UI Emoji" w:hAnsi="Segoe UI Emoji" w:cs="Segoe UI Emoji"/>
+          <w:sz w:val="24"/>
+          <w:szCs w:val="24"/>
+        </w:rPr>
+        <w:t>· Employee record successfully inserted</w:t>
+      </w:r>
+      <w:r>
+        <w:rPr>
+          <w:rFonts w:ascii="Segoe UI Emoji" w:hAnsi="Segoe UI Emoji" w:cs="Segoe UI Emoji"/>
+          <w:sz w:val="24"/>
+          <w:szCs w:val="24"/>
+        </w:rPr>
+        <w:br/>
+        <w:t>· Display of employee details (name and salary)</w:t>
+      </w:r>
+      <w:r>
+        <w:rPr>
+          <w:rFonts w:ascii="Segoe UI Emoji" w:hAnsi="Segoe UI Emoji" w:cs="Segoe UI Emoji"/>
+          <w:sz w:val="24"/>
+          <w:szCs w:val="24"/>
+        </w:rPr>
+        <w:br/>
+        <w:t>· Salary updated successfully</w:t>
+      </w:r>
+      <w:r>
+        <w:rPr>
+          <w:rFonts w:ascii="Segoe UI Emoji" w:hAnsi="Segoe UI Emoji" w:cs="Segoe UI Emoji"/>
+          <w:sz w:val="24"/>
+          <w:szCs w:val="24"/>
+        </w:rPr>
+        <w:br/>
+        <w:t>· Employee record deleted successfully</w:t>
+      </w:r>
+      <w:r>
+        <w:rPr>
+          <w:rFonts w:ascii="Segoe UI Emoji" w:hAnsi="Segoe UI Emoji" w:cs="Segoe UI Emoji"/>
+          <w:sz w:val="24"/>
+          <w:szCs w:val="24"/>
+        </w:rPr>
+        <w:br/>
+        <w:t>· Error message when employee is not found</w:t>
+      </w:r>
+      <w:r>
+        <w:rPr>
+          <w:rFonts w:ascii="Segoe UI Emoji" w:hAnsi="Segoe UI Emoji" w:cs="Segoe UI Emoji"/>
+          <w:sz w:val="24"/>
+          <w:szCs w:val="24"/>
+        </w:rPr>
+        <w:br/>
+        <w:t>(Screenshots of execution and results are attached separately.)</w:t>
       </w:r>
     </w:p>
     <w:p>
       <w:pPr>
-        <w:numPr>
-          <w:ilvl w:val="0"/>
-          <w:numId w:val="1"/>
-        </w:numPr>
-      </w:pPr>
-      <w:r>
-        <w:t xml:space="preserve">Prevent invalid data insertion using business rules </w:t>
-      </w:r>
-    </w:p>
-    <w:p>
-      <w:pPr>
-        <w:numPr>
-          <w:ilvl w:val="0"/>
-          <w:numId w:val="1"/>
-        </w:numPr>
-      </w:pPr>
-      <w:r>
-        <w:t xml:space="preserve">Develop efficient and automated database solutions </w:t>
-      </w:r>
-    </w:p>
-    <w:p>
-      <w:r>
-        <w:pict w14:anchorId="29BCDFAA">
-          <v:rect id="_x0000_i1063" style="width:0;height:1.5pt" o:hralign="center" o:hrstd="t" o:hr="t" fillcolor="#a0a0a0" stroked="f"/>
-        </w:pict>
-      </w:r>
-    </w:p>
-    <w:p>
-      <w:pPr>
-        <w:rPr>
-          <w:b/>
-          <w:bCs/>
-          <w:sz w:val="24"/>
-          <w:szCs w:val="24"/>
-        </w:rPr>
-      </w:pPr>
-      <w:r>
-        <w:rPr>
-          <w:b/>
-          <w:bCs/>
-          <w:sz w:val="24"/>
-          <w:szCs w:val="24"/>
-        </w:rPr>
-        <w:t>3. Practical / Experiment Steps</w:t>
-      </w:r>
-    </w:p>
-    <w:p>
-      <w:pPr>
-        <w:numPr>
-          <w:ilvl w:val="0"/>
-          <w:numId w:val="2"/>
-        </w:numPr>
-      </w:pPr>
-      <w:r>
-        <w:t xml:space="preserve">Design and create an </w:t>
-      </w:r>
-      <w:proofErr w:type="gramStart"/>
-      <w:r>
-        <w:rPr>
-          <w:b/>
-          <w:bCs/>
-        </w:rPr>
-        <w:t>Employee</w:t>
-      </w:r>
-      <w:proofErr w:type="gramEnd"/>
-      <w:r>
-        <w:rPr>
-          <w:b/>
-          <w:bCs/>
-        </w:rPr>
-        <w:t xml:space="preserve"> table</w:t>
-      </w:r>
-      <w:r>
-        <w:t xml:space="preserve"> with attributes such as </w:t>
-      </w:r>
-      <w:proofErr w:type="spellStart"/>
-      <w:r>
-        <w:t>EmpID</w:t>
-      </w:r>
-      <w:proofErr w:type="spellEnd"/>
-      <w:r>
-        <w:t xml:space="preserve">, </w:t>
-      </w:r>
-      <w:proofErr w:type="spellStart"/>
-      <w:r>
-        <w:t>EmpName</w:t>
-      </w:r>
-      <w:proofErr w:type="spellEnd"/>
-      <w:r>
-        <w:t xml:space="preserve">, </w:t>
-      </w:r>
-      <w:proofErr w:type="spellStart"/>
-      <w:r>
-        <w:t>WorkingHours</w:t>
-      </w:r>
-      <w:proofErr w:type="spellEnd"/>
-      <w:r>
-        <w:t xml:space="preserve">, </w:t>
-      </w:r>
-      <w:proofErr w:type="spellStart"/>
-      <w:r>
-        <w:t>PerHourSalary</w:t>
-      </w:r>
-      <w:proofErr w:type="spellEnd"/>
-      <w:r>
-        <w:t xml:space="preserve">, and </w:t>
-      </w:r>
-      <w:proofErr w:type="spellStart"/>
-      <w:r>
-        <w:t>TotalPayableAmount</w:t>
-      </w:r>
-      <w:proofErr w:type="spellEnd"/>
-      <w:r>
-        <w:t xml:space="preserve">. </w:t>
-      </w:r>
-    </w:p>
-    <w:p>
-      <w:pPr>
-        <w:numPr>
-          <w:ilvl w:val="0"/>
-          <w:numId w:val="2"/>
-        </w:numPr>
-      </w:pPr>
-      <w:r>
-        <w:t xml:space="preserve">Insert sample employee records for testing. </w:t>
-      </w:r>
-    </w:p>
-    <w:p>
-      <w:pPr>
-        <w:numPr>
-          <w:ilvl w:val="0"/>
-          <w:numId w:val="2"/>
-        </w:numPr>
-      </w:pPr>
-      <w:r>
-        <w:t xml:space="preserve">Define a </w:t>
-      </w:r>
-      <w:r>
-        <w:rPr>
-          <w:b/>
-          <w:bCs/>
-        </w:rPr>
-        <w:t>trigger (</w:t>
-      </w:r>
-      <w:proofErr w:type="spellStart"/>
-      <w:r>
-        <w:rPr>
-          <w:b/>
-          <w:bCs/>
-        </w:rPr>
-        <w:t>cal_payable_amount</w:t>
-      </w:r>
-      <w:proofErr w:type="spellEnd"/>
-      <w:r>
-        <w:rPr>
-          <w:b/>
-          <w:bCs/>
-        </w:rPr>
-        <w:t>)</w:t>
-      </w:r>
-      <w:r>
-        <w:t xml:space="preserve"> that executes before inserting records. </w:t>
-      </w:r>
-    </w:p>
-    <w:p>
-      <w:pPr>
-        <w:numPr>
-          <w:ilvl w:val="0"/>
-          <w:numId w:val="2"/>
-        </w:numPr>
-      </w:pPr>
-      <w:r>
-        <w:t xml:space="preserve">Calculate the total payable amount using: </w:t>
-      </w:r>
-    </w:p>
-    <w:p>
-      <w:pPr>
-        <w:numPr>
-          <w:ilvl w:val="1"/>
-          <w:numId w:val="2"/>
-        </w:numPr>
-      </w:pPr>
-      <w:r>
-        <w:t xml:space="preserve">Working Hours × Per Hour Salary </w:t>
-      </w:r>
-    </w:p>
-    <w:p>
-      <w:pPr>
-        <w:numPr>
-          <w:ilvl w:val="0"/>
-          <w:numId w:val="2"/>
-        </w:numPr>
-      </w:pPr>
-      <w:r>
-        <w:t xml:space="preserve">Store the calculated value in the column </w:t>
-      </w:r>
-      <w:proofErr w:type="spellStart"/>
-      <w:r>
-        <w:t>total_payable_amount</w:t>
-      </w:r>
-      <w:proofErr w:type="spellEnd"/>
-      <w:r>
-        <w:t xml:space="preserve">. </w:t>
-      </w:r>
-    </w:p>
-    <w:p>
-      <w:pPr>
-        <w:numPr>
-          <w:ilvl w:val="0"/>
-          <w:numId w:val="2"/>
-        </w:numPr>
-      </w:pPr>
-      <w:r>
-        <w:t xml:space="preserve">Apply a condition to check if the amount exceeds 25000. </w:t>
-      </w:r>
-    </w:p>
-    <w:p>
-      <w:pPr>
-        <w:numPr>
-          <w:ilvl w:val="0"/>
-          <w:numId w:val="2"/>
-        </w:numPr>
-      </w:pPr>
-      <w:r>
-        <w:t xml:space="preserve">Raise an error using RAISE_APPLICATION_ERROR if the condition is violated. </w:t>
-      </w:r>
-    </w:p>
-    <w:p>
-      <w:pPr>
-        <w:numPr>
-          <w:ilvl w:val="0"/>
-          <w:numId w:val="2"/>
-        </w:numPr>
-      </w:pPr>
-      <w:r>
-        <w:lastRenderedPageBreak/>
-        <w:t xml:space="preserve">Execute insert statements using anonymous PL/SQL blocks. </w:t>
-      </w:r>
-    </w:p>
-    <w:p>
-      <w:pPr>
-        <w:numPr>
-          <w:ilvl w:val="0"/>
-          <w:numId w:val="2"/>
-        </w:numPr>
-      </w:pPr>
-      <w:r>
-        <w:t xml:space="preserve">Handle exceptions using WHEN OTHERS. </w:t>
-      </w:r>
-    </w:p>
-    <w:p>
-      <w:pPr>
-        <w:numPr>
-          <w:ilvl w:val="0"/>
-          <w:numId w:val="2"/>
-        </w:numPr>
-      </w:pPr>
-      <w:r>
-        <w:t xml:space="preserve">Display output using DBMS_OUTPUT.PUT_LINE. </w:t>
-      </w:r>
-    </w:p>
-    <w:p>
-      <w:pPr>
-        <w:numPr>
-          <w:ilvl w:val="0"/>
-          <w:numId w:val="2"/>
-        </w:numPr>
-      </w:pPr>
-      <w:r>
-        <w:t xml:space="preserve">Verify results by selecting records from the table. </w:t>
-      </w:r>
-    </w:p>
-    <w:p>
-      <w:pPr>
-        <w:numPr>
-          <w:ilvl w:val="0"/>
-          <w:numId w:val="2"/>
-        </w:numPr>
-      </w:pPr>
-      <w:r>
-        <w:t xml:space="preserve">Capture screenshots of execution and output for documentation. </w:t>
-      </w:r>
-    </w:p>
-    <w:p>
-      <w:r>
-        <w:pict w14:anchorId="4DDD3807">
-          <v:rect id="_x0000_i1064" style="width:0;height:1.5pt" o:hralign="center" o:hrstd="t" o:hr="t" fillcolor="#a0a0a0" stroked="f"/>
-        </w:pict>
-      </w:r>
-    </w:p>
-    <w:p>
-      <w:pPr>
-        <w:rPr>
-          <w:b/>
-          <w:bCs/>
-          <w:sz w:val="24"/>
-          <w:szCs w:val="24"/>
-        </w:rPr>
-      </w:pPr>
-      <w:r>
-        <w:rPr>
-          <w:b/>
-          <w:bCs/>
-          <w:sz w:val="24"/>
-          <w:szCs w:val="24"/>
-        </w:rPr>
-        <w:t>4. Procedure of the Practical</w:t>
-      </w:r>
-    </w:p>
-    <w:p>
-      <w:r>
-        <w:t>(</w:t>
-      </w:r>
-      <w:proofErr w:type="spellStart"/>
-      <w:r>
-        <w:t>i</w:t>
-      </w:r>
-      <w:proofErr w:type="spellEnd"/>
-      <w:r>
-        <w:t>) Start the system and log in with valid credentials.</w:t>
-      </w:r>
-      <w:r>
-        <w:br/>
-        <w:t>(ii) Open Oracle Live SQL / SQL*Plus / SQL Developer.</w:t>
-      </w:r>
-      <w:r>
-        <w:br/>
-        <w:t>(iii) Drop the Employee table if it already exists.</w:t>
-      </w:r>
-      <w:r>
-        <w:br/>
-        <w:t>(iv) Create the Employee table using SQL commands.</w:t>
-      </w:r>
-      <w:r>
-        <w:br/>
-        <w:t>(v) Write and compile the trigger using PL/SQL.</w:t>
-      </w:r>
-      <w:r>
-        <w:br/>
-        <w:t>(vi) Ensure correct usage of :NEW keyword in trigger.</w:t>
-      </w:r>
-      <w:r>
-        <w:br/>
-        <w:t>(vii) Implement logic for automatic calculation.</w:t>
-      </w:r>
-      <w:r>
-        <w:br/>
-        <w:t>(viii) Add validation logic using conditional statements.</w:t>
-      </w:r>
-      <w:r>
-        <w:br/>
-        <w:t>(ix) Use RAISE_APPLICATION_ERROR for constraint enforcement.</w:t>
-      </w:r>
-      <w:r>
-        <w:br/>
-        <w:t>(x) Enable server output using SET SERVEROUTPUT ON.</w:t>
-      </w:r>
-      <w:r>
-        <w:br/>
-        <w:t>(xi) Execute insert statements using anonymous blocks.</w:t>
-      </w:r>
-      <w:r>
-        <w:br/>
-        <w:t>(xii) Observe results and verify correctness.</w:t>
-      </w:r>
-      <w:r>
-        <w:br/>
-        <w:t>(xiii) Save the code and capture screenshots.</w:t>
-      </w:r>
-    </w:p>
-    <w:p>
-      <w:r>
-        <w:pict w14:anchorId="3ABB3205">
-          <v:rect id="_x0000_i1065" style="width:0;height:1.5pt" o:hralign="center" o:hrstd="t" o:hr="t" fillcolor="#a0a0a0" stroked="f"/>
-        </w:pict>
-      </w:r>
-    </w:p>
-    <w:p>
-      <w:pPr>
-        <w:rPr>
-          <w:b/>
-          <w:bCs/>
-          <w:sz w:val="24"/>
-          <w:szCs w:val="24"/>
-        </w:rPr>
-      </w:pPr>
-      <w:r>
-        <w:rPr>
-          <w:b/>
-          <w:bCs/>
-          <w:sz w:val="24"/>
-          <w:szCs w:val="24"/>
-        </w:rPr>
-        <w:t>5. I/O Analysis (Input / Output Analysis)</w:t>
-      </w:r>
-    </w:p>
-    <w:p>
-      <w:pPr>
-        <w:rPr>
-          <w:b/>
-          <w:bCs/>
-        </w:rPr>
-      </w:pPr>
-      <w:r>
-        <w:rPr>
-          <w:b/>
-          <w:bCs/>
-        </w:rPr>
-        <w:t>Input</w:t>
-      </w:r>
-    </w:p>
-    <w:p>
-      <w:pPr>
-        <w:numPr>
-          <w:ilvl w:val="0"/>
-          <w:numId w:val="3"/>
-        </w:numPr>
-      </w:pPr>
-      <w:r>
-        <w:t xml:space="preserve">SQL commands for creating the Employee table </w:t>
-      </w:r>
-    </w:p>
-    <w:p>
-      <w:pPr>
-        <w:numPr>
-          <w:ilvl w:val="0"/>
-          <w:numId w:val="3"/>
-        </w:numPr>
-      </w:pPr>
-      <w:r>
-        <w:t xml:space="preserve">Trigger definition using PL/SQL </w:t>
-      </w:r>
-    </w:p>
-    <w:p>
-      <w:pPr>
-        <w:numPr>
-          <w:ilvl w:val="0"/>
-          <w:numId w:val="3"/>
-        </w:numPr>
-      </w:pPr>
-      <w:r>
-        <w:t xml:space="preserve">INSERT statements for employee data </w:t>
-      </w:r>
-    </w:p>
-    <w:p>
-      <w:pPr>
-        <w:numPr>
-          <w:ilvl w:val="0"/>
-          <w:numId w:val="3"/>
-        </w:numPr>
-      </w:pPr>
-      <w:r>
-        <w:t xml:space="preserve">Anonymous PL/SQL blocks for execution </w:t>
-      </w:r>
-    </w:p>
-    <w:p>
-      <w:pPr>
-        <w:numPr>
-          <w:ilvl w:val="0"/>
-          <w:numId w:val="3"/>
-        </w:numPr>
-      </w:pPr>
-      <w:r>
-        <w:t xml:space="preserve">Input values: </w:t>
-      </w:r>
-      <w:proofErr w:type="spellStart"/>
-      <w:r>
-        <w:t>emp_id</w:t>
-      </w:r>
-      <w:proofErr w:type="spellEnd"/>
-      <w:r>
-        <w:t xml:space="preserve">, </w:t>
-      </w:r>
-      <w:proofErr w:type="spellStart"/>
-      <w:r>
-        <w:t>emp_name</w:t>
-      </w:r>
-      <w:proofErr w:type="spellEnd"/>
-      <w:r>
-        <w:t xml:space="preserve">, </w:t>
-      </w:r>
-      <w:proofErr w:type="spellStart"/>
-      <w:r>
-        <w:t>working_hours</w:t>
-      </w:r>
-      <w:proofErr w:type="spellEnd"/>
-      <w:r>
-        <w:t xml:space="preserve">, </w:t>
-      </w:r>
-      <w:proofErr w:type="spellStart"/>
-      <w:r>
-        <w:t>perhour_salary</w:t>
-      </w:r>
-      <w:proofErr w:type="spellEnd"/>
-      <w:r>
-        <w:t xml:space="preserve"> </w:t>
-      </w:r>
-    </w:p>
-    <w:p>
-      <w:pPr>
-        <w:rPr>
-          <w:b/>
-          <w:bCs/>
-        </w:rPr>
-      </w:pPr>
-      <w:r>
-        <w:rPr>
-          <w:b/>
-          <w:bCs/>
-        </w:rPr>
-        <w:t>Output</w:t>
-      </w:r>
-    </w:p>
-    <w:p>
-      <w:pPr>
-        <w:numPr>
-          <w:ilvl w:val="0"/>
-          <w:numId w:val="4"/>
-        </w:numPr>
-      </w:pPr>
-      <w:r>
-        <w:t xml:space="preserve">Automatically calculated </w:t>
-      </w:r>
-      <w:proofErr w:type="spellStart"/>
-      <w:r>
-        <w:t>total_payable_amount</w:t>
-      </w:r>
-      <w:proofErr w:type="spellEnd"/>
-      <w:r>
-        <w:t xml:space="preserve"> </w:t>
-      </w:r>
-    </w:p>
-    <w:p>
-      <w:pPr>
-        <w:numPr>
-          <w:ilvl w:val="0"/>
-          <w:numId w:val="4"/>
-        </w:numPr>
-      </w:pPr>
-      <w:r>
-        <w:t xml:space="preserve">Successful insertion when amount ≤ 25000 </w:t>
-      </w:r>
-    </w:p>
-    <w:p>
-      <w:pPr>
-        <w:numPr>
-          <w:ilvl w:val="0"/>
-          <w:numId w:val="4"/>
-        </w:numPr>
-      </w:pPr>
-      <w:r>
-        <w:t xml:space="preserve">Error message when amount &gt; 25000 </w:t>
-      </w:r>
-    </w:p>
-    <w:p>
-      <w:pPr>
-        <w:numPr>
-          <w:ilvl w:val="0"/>
-          <w:numId w:val="4"/>
-        </w:numPr>
-      </w:pPr>
-      <w:r>
-        <w:t xml:space="preserve">Display of records from Employee table </w:t>
-      </w:r>
-    </w:p>
-    <w:p>
-      <w:pPr>
-        <w:rPr>
-          <w:i/>
-          <w:iCs/>
-        </w:rPr>
-      </w:pPr>
-      <w:r>
-        <w:rPr>
-          <w:i/>
-          <w:iCs/>
-        </w:rPr>
-        <w:t>(Screenshots of execution and results are attached separately.)</w:t>
-      </w:r>
-    </w:p>
-    <w:p>
+        <w:rPr>
+          <w:rFonts w:ascii="Segoe UI Emoji" w:hAnsi="Segoe UI Emoji" w:cs="Segoe UI Emoji"/>
+          <w:sz w:val="24"/>
+          <w:szCs w:val="24"/>
+        </w:rPr>
+      </w:pPr>
       <w:r>
         <w:rPr>
           <w:noProof/>
         </w:rPr>
-        <w:lastRenderedPageBreak/>
         <w:drawing>
-          <wp:inline distT="0" distB="0" distL="0" distR="0" wp14:anchorId="6CEA70D0" wp14:editId="2286F12E">
-            <wp:extent cx="3526790" cy="1981200"/>
-            <wp:effectExtent l="0" t="0" r="0" b="0"/>
-            <wp:docPr id="1856618011" name="Picture 4"/>
+          <wp:inline distT="0" distB="0" distL="0" distR="0" wp14:anchorId="0F9EFCAB" wp14:editId="0A8B4458">
+            <wp:extent cx="3293745" cy="1718945"/>
+            <wp:effectExtent l="0" t="0" r="1905" b="0"/>
+            <wp:docPr id="1867323478" name="Picture 7"/>
             <wp:cNvGraphicFramePr>
               <a:graphicFrameLocks xmlns:a="http://schemas.openxmlformats.org/drawingml/2006/main" noChangeAspect="1"/>
             </wp:cNvGraphicFramePr>
@@ -835,7 +986,7 @@
               <a:graphicData uri="http://schemas.openxmlformats.org/drawingml/2006/picture">
                 <pic:pic xmlns:pic="http://schemas.openxmlformats.org/drawingml/2006/picture">
                   <pic:nvPicPr>
-                    <pic:cNvPr id="0" name="Picture 57"/>
+                    <pic:cNvPr id="0" name="Picture 13"/>
                     <pic:cNvPicPr>
                       <a:picLocks noChangeAspect="1" noChangeArrowheads="1"/>
                     </pic:cNvPicPr>
@@ -856,7 +1007,7 @@
                   <pic:spPr bwMode="auto">
                     <a:xfrm>
                       <a:off x="0" y="0"/>
-                      <a:ext cx="3526790" cy="1981200"/>
+                      <a:ext cx="3293745" cy="1718945"/>
                     </a:xfrm>
                     <a:prstGeom prst="rect">
                       <a:avLst/>
@@ -877,10 +1028,10 @@
           <w:noProof/>
         </w:rPr>
         <w:drawing>
-          <wp:inline distT="0" distB="0" distL="0" distR="0" wp14:anchorId="78F6DDDC" wp14:editId="2F2BC3CC">
-            <wp:extent cx="5731510" cy="1490345"/>
-            <wp:effectExtent l="0" t="0" r="2540" b="0"/>
-            <wp:docPr id="356018013" name="Picture 3"/>
+          <wp:inline distT="0" distB="0" distL="0" distR="0" wp14:anchorId="614FE9A3" wp14:editId="565DA8DD">
+            <wp:extent cx="4385945" cy="3623945"/>
+            <wp:effectExtent l="0" t="0" r="0" b="0"/>
+            <wp:docPr id="881178804" name="Picture 6"/>
             <wp:cNvGraphicFramePr>
               <a:graphicFrameLocks xmlns:a="http://schemas.openxmlformats.org/drawingml/2006/main" noChangeAspect="1"/>
             </wp:cNvGraphicFramePr>
@@ -888,7 +1039,7 @@
               <a:graphicData uri="http://schemas.openxmlformats.org/drawingml/2006/picture">
                 <pic:pic xmlns:pic="http://schemas.openxmlformats.org/drawingml/2006/picture">
                   <pic:nvPicPr>
-                    <pic:cNvPr id="0" name="Picture 56"/>
+                    <pic:cNvPr id="0" name="Picture 12"/>
                     <pic:cNvPicPr>
                       <a:picLocks noChangeAspect="1" noChangeArrowheads="1"/>
                     </pic:cNvPicPr>
@@ -909,7 +1060,7 @@
                   <pic:spPr bwMode="auto">
                     <a:xfrm>
                       <a:off x="0" y="0"/>
-                      <a:ext cx="5731510" cy="1490345"/>
+                      <a:ext cx="4385945" cy="3623945"/>
                     </a:xfrm>
                     <a:prstGeom prst="rect">
                       <a:avLst/>
@@ -929,11 +1080,12 @@
         <w:rPr>
           <w:noProof/>
         </w:rPr>
+        <w:lastRenderedPageBreak/>
         <w:drawing>
-          <wp:inline distT="0" distB="0" distL="0" distR="0" wp14:anchorId="31AA3C54" wp14:editId="6FEEC8AD">
-            <wp:extent cx="3625215" cy="1654810"/>
-            <wp:effectExtent l="0" t="0" r="0" b="2540"/>
-            <wp:docPr id="466344610" name="Picture 2"/>
+          <wp:inline distT="0" distB="0" distL="0" distR="0" wp14:anchorId="51C2F0EC" wp14:editId="1EC4DDA3">
+            <wp:extent cx="3632200" cy="1879600"/>
+            <wp:effectExtent l="0" t="0" r="6350" b="6350"/>
+            <wp:docPr id="1030399520" name="Picture 5"/>
             <wp:cNvGraphicFramePr>
               <a:graphicFrameLocks xmlns:a="http://schemas.openxmlformats.org/drawingml/2006/main" noChangeAspect="1"/>
             </wp:cNvGraphicFramePr>
@@ -941,7 +1093,7 @@
               <a:graphicData uri="http://schemas.openxmlformats.org/drawingml/2006/picture">
                 <pic:pic xmlns:pic="http://schemas.openxmlformats.org/drawingml/2006/picture">
                   <pic:nvPicPr>
-                    <pic:cNvPr id="0" name="Picture 55"/>
+                    <pic:cNvPr id="0" name="Picture 11"/>
                     <pic:cNvPicPr>
                       <a:picLocks noChangeAspect="1" noChangeArrowheads="1"/>
                     </pic:cNvPicPr>
@@ -962,7 +1114,7 @@
                   <pic:spPr bwMode="auto">
                     <a:xfrm>
                       <a:off x="0" y="0"/>
-                      <a:ext cx="3625215" cy="1654810"/>
+                      <a:ext cx="3632200" cy="1879600"/>
                     </a:xfrm>
                     <a:prstGeom prst="rect">
                       <a:avLst/>
@@ -983,10 +1135,10 @@
           <w:noProof/>
         </w:rPr>
         <w:drawing>
-          <wp:inline distT="0" distB="0" distL="0" distR="0" wp14:anchorId="6AD942A5" wp14:editId="19EB49EA">
-            <wp:extent cx="4201795" cy="1818005"/>
-            <wp:effectExtent l="0" t="0" r="8255" b="0"/>
-            <wp:docPr id="2125932441" name="Picture 1"/>
+          <wp:inline distT="0" distB="0" distL="0" distR="0" wp14:anchorId="3EA17E5A" wp14:editId="16D0C7EB">
+            <wp:extent cx="3827145" cy="1651000"/>
+            <wp:effectExtent l="0" t="0" r="1905" b="6350"/>
+            <wp:docPr id="1346449076" name="Picture 4"/>
             <wp:cNvGraphicFramePr>
               <a:graphicFrameLocks xmlns:a="http://schemas.openxmlformats.org/drawingml/2006/main" noChangeAspect="1"/>
             </wp:cNvGraphicFramePr>
@@ -994,7 +1146,7 @@
               <a:graphicData uri="http://schemas.openxmlformats.org/drawingml/2006/picture">
                 <pic:pic xmlns:pic="http://schemas.openxmlformats.org/drawingml/2006/picture">
                   <pic:nvPicPr>
-                    <pic:cNvPr id="0" name="Picture 54"/>
+                    <pic:cNvPr id="0" name="Picture 10"/>
                     <pic:cNvPicPr>
                       <a:picLocks noChangeAspect="1" noChangeArrowheads="1"/>
                     </pic:cNvPicPr>
@@ -1015,7 +1167,7 @@
                   <pic:spPr bwMode="auto">
                     <a:xfrm>
                       <a:off x="0" y="0"/>
-                      <a:ext cx="4201795" cy="1818005"/>
+                      <a:ext cx="3827145" cy="1651000"/>
                     </a:xfrm>
                     <a:prstGeom prst="rect">
                       <a:avLst/>
@@ -1031,18 +1183,189 @@
           </wp:inline>
         </w:drawing>
       </w:r>
-    </w:p>
-    <w:p/>
-    <w:p>
-      <w:r>
-        <w:pict w14:anchorId="3A7ABC9D">
-          <v:rect id="_x0000_i1066" style="width:0;height:1.5pt" o:hralign="center" o:hrstd="t" o:hr="t" fillcolor="#a0a0a0" stroked="f"/>
-        </w:pict>
+      <w:r>
+        <w:rPr>
+          <w:noProof/>
+        </w:rPr>
+        <w:drawing>
+          <wp:inline distT="0" distB="0" distL="0" distR="0" wp14:anchorId="54791CC2" wp14:editId="2590F48C">
+            <wp:extent cx="5511800" cy="1600200"/>
+            <wp:effectExtent l="0" t="0" r="0" b="0"/>
+            <wp:docPr id="1996296300" name="Picture 3"/>
+            <wp:cNvGraphicFramePr>
+              <a:graphicFrameLocks xmlns:a="http://schemas.openxmlformats.org/drawingml/2006/main" noChangeAspect="1"/>
+            </wp:cNvGraphicFramePr>
+            <a:graphic xmlns:a="http://schemas.openxmlformats.org/drawingml/2006/main">
+              <a:graphicData uri="http://schemas.openxmlformats.org/drawingml/2006/picture">
+                <pic:pic xmlns:pic="http://schemas.openxmlformats.org/drawingml/2006/picture">
+                  <pic:nvPicPr>
+                    <pic:cNvPr id="0" name="Picture 9"/>
+                    <pic:cNvPicPr>
+                      <a:picLocks noChangeAspect="1" noChangeArrowheads="1"/>
+                    </pic:cNvPicPr>
+                  </pic:nvPicPr>
+                  <pic:blipFill>
+                    <a:blip r:embed="rId9">
+                      <a:extLst>
+                        <a:ext uri="{28A0092B-C50C-407E-A947-70E740481C1C}">
+                          <a14:useLocalDpi xmlns:a14="http://schemas.microsoft.com/office/drawing/2010/main" val="0"/>
+                        </a:ext>
+                      </a:extLst>
+                    </a:blip>
+                    <a:srcRect/>
+                    <a:stretch>
+                      <a:fillRect/>
+                    </a:stretch>
+                  </pic:blipFill>
+                  <pic:spPr bwMode="auto">
+                    <a:xfrm>
+                      <a:off x="0" y="0"/>
+                      <a:ext cx="5511800" cy="1600200"/>
+                    </a:xfrm>
+                    <a:prstGeom prst="rect">
+                      <a:avLst/>
+                    </a:prstGeom>
+                    <a:noFill/>
+                    <a:ln>
+                      <a:noFill/>
+                    </a:ln>
+                  </pic:spPr>
+                </pic:pic>
+              </a:graphicData>
+            </a:graphic>
+          </wp:inline>
+        </w:drawing>
+      </w:r>
+      <w:r>
+        <w:rPr>
+          <w:noProof/>
+        </w:rPr>
+        <w:drawing>
+          <wp:inline distT="0" distB="0" distL="0" distR="0" wp14:anchorId="4551250E" wp14:editId="151614F7">
+            <wp:extent cx="5283200" cy="1701800"/>
+            <wp:effectExtent l="0" t="0" r="0" b="0"/>
+            <wp:docPr id="1795278839" name="Picture 2"/>
+            <wp:cNvGraphicFramePr>
+              <a:graphicFrameLocks xmlns:a="http://schemas.openxmlformats.org/drawingml/2006/main" noChangeAspect="1"/>
+            </wp:cNvGraphicFramePr>
+            <a:graphic xmlns:a="http://schemas.openxmlformats.org/drawingml/2006/main">
+              <a:graphicData uri="http://schemas.openxmlformats.org/drawingml/2006/picture">
+                <pic:pic xmlns:pic="http://schemas.openxmlformats.org/drawingml/2006/picture">
+                  <pic:nvPicPr>
+                    <pic:cNvPr id="0" name="Picture 8"/>
+                    <pic:cNvPicPr>
+                      <a:picLocks noChangeAspect="1" noChangeArrowheads="1"/>
+                    </pic:cNvPicPr>
+                  </pic:nvPicPr>
+                  <pic:blipFill>
+                    <a:blip r:embed="rId10">
+                      <a:extLst>
+                        <a:ext uri="{28A0092B-C50C-407E-A947-70E740481C1C}">
+                          <a14:useLocalDpi xmlns:a14="http://schemas.microsoft.com/office/drawing/2010/main" val="0"/>
+                        </a:ext>
+                      </a:extLst>
+                    </a:blip>
+                    <a:srcRect/>
+                    <a:stretch>
+                      <a:fillRect/>
+                    </a:stretch>
+                  </pic:blipFill>
+                  <pic:spPr bwMode="auto">
+                    <a:xfrm>
+                      <a:off x="0" y="0"/>
+                      <a:ext cx="5283200" cy="1701800"/>
+                    </a:xfrm>
+                    <a:prstGeom prst="rect">
+                      <a:avLst/>
+                    </a:prstGeom>
+                    <a:noFill/>
+                    <a:ln>
+                      <a:noFill/>
+                    </a:ln>
+                  </pic:spPr>
+                </pic:pic>
+              </a:graphicData>
+            </a:graphic>
+          </wp:inline>
+        </w:drawing>
+      </w:r>
+      <w:r>
+        <w:rPr>
+          <w:noProof/>
+        </w:rPr>
+        <w:drawing>
+          <wp:inline distT="0" distB="0" distL="0" distR="0" wp14:anchorId="5507571C" wp14:editId="46B0E180">
+            <wp:extent cx="2971800" cy="1464945"/>
+            <wp:effectExtent l="0" t="0" r="0" b="1905"/>
+            <wp:docPr id="2088845172" name="Picture 1"/>
+            <wp:cNvGraphicFramePr>
+              <a:graphicFrameLocks xmlns:a="http://schemas.openxmlformats.org/drawingml/2006/main" noChangeAspect="1"/>
+            </wp:cNvGraphicFramePr>
+            <a:graphic xmlns:a="http://schemas.openxmlformats.org/drawingml/2006/main">
+              <a:graphicData uri="http://schemas.openxmlformats.org/drawingml/2006/picture">
+                <pic:pic xmlns:pic="http://schemas.openxmlformats.org/drawingml/2006/picture">
+                  <pic:nvPicPr>
+                    <pic:cNvPr id="0" name="Picture 7"/>
+                    <pic:cNvPicPr>
+                      <a:picLocks noChangeAspect="1" noChangeArrowheads="1"/>
+                    </pic:cNvPicPr>
+                  </pic:nvPicPr>
+                  <pic:blipFill>
+                    <a:blip r:embed="rId11">
+                      <a:extLst>
+                        <a:ext uri="{28A0092B-C50C-407E-A947-70E740481C1C}">
+                          <a14:useLocalDpi xmlns:a14="http://schemas.microsoft.com/office/drawing/2010/main" val="0"/>
+                        </a:ext>
+                      </a:extLst>
+                    </a:blip>
+                    <a:srcRect/>
+                    <a:stretch>
+                      <a:fillRect/>
+                    </a:stretch>
+                  </pic:blipFill>
+                  <pic:spPr bwMode="auto">
+                    <a:xfrm>
+                      <a:off x="0" y="0"/>
+                      <a:ext cx="2971800" cy="1464945"/>
+                    </a:xfrm>
+                    <a:prstGeom prst="rect">
+                      <a:avLst/>
+                    </a:prstGeom>
+                    <a:noFill/>
+                    <a:ln>
+                      <a:noFill/>
+                    </a:ln>
+                  </pic:spPr>
+                </pic:pic>
+              </a:graphicData>
+            </a:graphic>
+          </wp:inline>
+        </w:drawing>
       </w:r>
     </w:p>
     <w:p>
       <w:pPr>
         <w:rPr>
+          <w:rFonts w:ascii="Segoe UI Emoji" w:hAnsi="Segoe UI Emoji" w:cs="Segoe UI Emoji"/>
+          <w:sz w:val="24"/>
+          <w:szCs w:val="24"/>
+        </w:rPr>
+      </w:pPr>
+      <w:r>
+        <w:rPr>
+          <w:rFonts w:ascii="Segoe UI Emoji" w:hAnsi="Segoe UI Emoji" w:cs="Segoe UI Emoji"/>
+          <w:sz w:val="24"/>
+          <w:szCs w:val="24"/>
+        </w:rPr>
+        <w:pict w14:anchorId="5226CDF6">
+          <v:rect id="_x0000_i1030" style="width:0;height:1.5pt" o:hralign="center" o:hrstd="t" o:hr="t" fillcolor="#a0a0a0" stroked="f"/>
+        </w:pict>
+      </w:r>
+    </w:p>
+    <w:p>
+      <w:pPr>
+        <w:rPr>
+          <w:rFonts w:ascii="Segoe UI Emoji" w:hAnsi="Segoe UI Emoji" w:cs="Segoe UI Emoji"/>
           <w:b/>
           <w:bCs/>
           <w:sz w:val="24"/>
@@ -1051,156 +1374,103 @@
       </w:pPr>
       <w:r>
         <w:rPr>
+          <w:rFonts w:ascii="Segoe UI Emoji" w:hAnsi="Segoe UI Emoji" w:cs="Segoe UI Emoji"/>
           <w:b/>
           <w:bCs/>
           <w:sz w:val="24"/>
           <w:szCs w:val="24"/>
         </w:rPr>
+        <w:lastRenderedPageBreak/>
         <w:t>6. Learning Outcome</w:t>
       </w:r>
     </w:p>
     <w:p>
-      <w:r>
+      <w:pPr>
+        <w:rPr>
+          <w:rFonts w:ascii="Segoe UI Emoji" w:hAnsi="Segoe UI Emoji" w:cs="Segoe UI Emoji"/>
+          <w:sz w:val="24"/>
+          <w:szCs w:val="24"/>
+        </w:rPr>
+      </w:pPr>
+      <w:r>
+        <w:rPr>
+          <w:rFonts w:ascii="Segoe UI Emoji" w:hAnsi="Segoe UI Emoji" w:cs="Segoe UI Emoji"/>
+          <w:sz w:val="24"/>
+          <w:szCs w:val="24"/>
+        </w:rPr>
         <w:t>From this practical session, the student gained:</w:t>
       </w:r>
-    </w:p>
-    <w:p>
-      <w:pPr>
-        <w:numPr>
-          <w:ilvl w:val="0"/>
-          <w:numId w:val="5"/>
-        </w:numPr>
-      </w:pPr>
-      <w:r>
-        <w:t xml:space="preserve">Understanding of </w:t>
-      </w:r>
-      <w:r>
-        <w:rPr>
-          <w:b/>
-          <w:bCs/>
-        </w:rPr>
-        <w:t>trigger-based automation in databases</w:t>
-      </w:r>
-      <w:r>
-        <w:t xml:space="preserve"> </w:t>
-      </w:r>
-    </w:p>
-    <w:p>
-      <w:pPr>
-        <w:numPr>
-          <w:ilvl w:val="0"/>
-          <w:numId w:val="5"/>
-        </w:numPr>
-      </w:pPr>
-      <w:r>
-        <w:t xml:space="preserve">Knowledge of </w:t>
-      </w:r>
-      <w:r>
-        <w:rPr>
-          <w:b/>
-          <w:bCs/>
-        </w:rPr>
-        <w:t>BEFORE INSERT trigger implementation</w:t>
-      </w:r>
-      <w:r>
-        <w:t xml:space="preserve"> </w:t>
-      </w:r>
-    </w:p>
-    <w:p>
-      <w:pPr>
-        <w:numPr>
-          <w:ilvl w:val="0"/>
-          <w:numId w:val="5"/>
-        </w:numPr>
-      </w:pPr>
-      <w:r>
-        <w:lastRenderedPageBreak/>
-        <w:t xml:space="preserve">Ability to enforce business rules at the database level </w:t>
-      </w:r>
-    </w:p>
-    <w:p>
-      <w:pPr>
-        <w:numPr>
-          <w:ilvl w:val="0"/>
-          <w:numId w:val="5"/>
-        </w:numPr>
-      </w:pPr>
-      <w:r>
-        <w:t xml:space="preserve">Experience with </w:t>
-      </w:r>
-      <w:r>
-        <w:rPr>
-          <w:b/>
-          <w:bCs/>
-        </w:rPr>
-        <w:t>PL/SQL programming and syntax</w:t>
-      </w:r>
-      <w:r>
-        <w:t xml:space="preserve"> </w:t>
-      </w:r>
-    </w:p>
-    <w:p>
-      <w:pPr>
-        <w:numPr>
-          <w:ilvl w:val="0"/>
-          <w:numId w:val="5"/>
-        </w:numPr>
-      </w:pPr>
-      <w:r>
-        <w:t xml:space="preserve">Understanding of </w:t>
-      </w:r>
-      <w:r>
-        <w:rPr>
-          <w:b/>
-          <w:bCs/>
-        </w:rPr>
-        <w:t>exception handling using RAISE_APPLICATION_ERROR</w:t>
-      </w:r>
-      <w:r>
-        <w:t xml:space="preserve"> </w:t>
-      </w:r>
-    </w:p>
-    <w:p>
-      <w:pPr>
-        <w:numPr>
-          <w:ilvl w:val="0"/>
-          <w:numId w:val="5"/>
-        </w:numPr>
-      </w:pPr>
-      <w:r>
-        <w:t xml:space="preserve">Skills in preventing invalid data insertion </w:t>
-      </w:r>
-    </w:p>
-    <w:p>
-      <w:pPr>
-        <w:numPr>
-          <w:ilvl w:val="0"/>
-          <w:numId w:val="5"/>
-        </w:numPr>
-      </w:pPr>
-      <w:r>
-        <w:t xml:space="preserve">Insight into improving </w:t>
-      </w:r>
-      <w:r>
-        <w:rPr>
-          <w:b/>
-          <w:bCs/>
-        </w:rPr>
-        <w:t>data integrity and consistency</w:t>
-      </w:r>
-      <w:r>
-        <w:t xml:space="preserve"> </w:t>
-      </w:r>
-    </w:p>
-    <w:p>
-      <w:pPr>
-        <w:numPr>
-          <w:ilvl w:val="0"/>
-          <w:numId w:val="5"/>
-        </w:numPr>
-      </w:pPr>
-      <w:r>
-        <w:t xml:space="preserve">Hands-on experience with real-time database operations </w:t>
+      <w:r>
+        <w:rPr>
+          <w:rFonts w:ascii="Segoe UI Emoji" w:hAnsi="Segoe UI Emoji" w:cs="Segoe UI Emoji"/>
+          <w:sz w:val="24"/>
+          <w:szCs w:val="24"/>
+        </w:rPr>
+        <w:br/>
+        <w:t>· Understanding of PL/SQL package structure (specification &amp; body)</w:t>
+      </w:r>
+      <w:r>
+        <w:rPr>
+          <w:rFonts w:ascii="Segoe UI Emoji" w:hAnsi="Segoe UI Emoji" w:cs="Segoe UI Emoji"/>
+          <w:sz w:val="24"/>
+          <w:szCs w:val="24"/>
+        </w:rPr>
+        <w:br/>
+        <w:t>· Knowledge of modular and reusable database programming</w:t>
+      </w:r>
+      <w:r>
+        <w:rPr>
+          <w:rFonts w:ascii="Segoe UI Emoji" w:hAnsi="Segoe UI Emoji" w:cs="Segoe UI Emoji"/>
+          <w:sz w:val="24"/>
+          <w:szCs w:val="24"/>
+        </w:rPr>
+        <w:br/>
+        <w:t>· Ability to implement CRUD operations using procedures</w:t>
+      </w:r>
+      <w:r>
+        <w:rPr>
+          <w:rFonts w:ascii="Segoe UI Emoji" w:hAnsi="Segoe UI Emoji" w:cs="Segoe UI Emoji"/>
+          <w:sz w:val="24"/>
+          <w:szCs w:val="24"/>
+        </w:rPr>
+        <w:br/>
+        <w:t>· Experience with exception handling in PL/SQL</w:t>
+      </w:r>
+      <w:r>
+        <w:rPr>
+          <w:rFonts w:ascii="Segoe UI Emoji" w:hAnsi="Segoe UI Emoji" w:cs="Segoe UI Emoji"/>
+          <w:sz w:val="24"/>
+          <w:szCs w:val="24"/>
+        </w:rPr>
+        <w:br/>
+        <w:t>· Improved understanding of database performance optimization</w:t>
+      </w:r>
+      <w:r>
+        <w:rPr>
+          <w:rFonts w:ascii="Segoe UI Emoji" w:hAnsi="Segoe UI Emoji" w:cs="Segoe UI Emoji"/>
+          <w:sz w:val="24"/>
+          <w:szCs w:val="24"/>
+        </w:rPr>
+        <w:br/>
+        <w:t>· Skills in enterprise-level backend database logic</w:t>
+      </w:r>
+      <w:r>
+        <w:rPr>
+          <w:rFonts w:ascii="Segoe UI Emoji" w:hAnsi="Segoe UI Emoji" w:cs="Segoe UI Emoji"/>
+          <w:sz w:val="24"/>
+          <w:szCs w:val="24"/>
+        </w:rPr>
+        <w:br/>
+        <w:t>· Hands-on experience with Oracle PL/SQL programming</w:t>
+      </w:r>
+      <w:r>
+        <w:rPr>
+          <w:rFonts w:ascii="Segoe UI Emoji" w:hAnsi="Segoe UI Emoji" w:cs="Segoe UI Emoji"/>
+          <w:sz w:val="24"/>
+          <w:szCs w:val="24"/>
+        </w:rPr>
+        <w:br/>
+        <w:t>· Insight into real-world database application development</w:t>
       </w:r>
     </w:p>
     <w:p/>
@@ -1632,6 +1902,119 @@
     </w:lvl>
   </w:abstractNum>
   <w:abstractNum w:abstractNumId="3" w15:restartNumberingAfterBreak="0">
+    <w:nsid w:val="32F80D5D"/>
+    <w:multiLevelType w:val="multilevel"/>
+    <w:tmpl w:val="9730A942"/>
+    <w:lvl w:ilvl="0">
+      <w:start w:val="1"/>
+      <w:numFmt w:val="decimal"/>
+      <w:lvlText w:val="%1."/>
+      <w:lvlJc w:val="left"/>
+      <w:pPr>
+        <w:tabs>
+          <w:tab w:val="num" w:pos="720"/>
+        </w:tabs>
+        <w:ind w:left="720" w:hanging="360"/>
+      </w:pPr>
+    </w:lvl>
+    <w:lvl w:ilvl="1" w:tentative="1">
+      <w:start w:val="1"/>
+      <w:numFmt w:val="decimal"/>
+      <w:lvlText w:val="%2."/>
+      <w:lvlJc w:val="left"/>
+      <w:pPr>
+        <w:tabs>
+          <w:tab w:val="num" w:pos="1440"/>
+        </w:tabs>
+        <w:ind w:left="1440" w:hanging="360"/>
+      </w:pPr>
+    </w:lvl>
+    <w:lvl w:ilvl="2" w:tentative="1">
+      <w:start w:val="1"/>
+      <w:numFmt w:val="decimal"/>
+      <w:lvlText w:val="%3."/>
+      <w:lvlJc w:val="left"/>
+      <w:pPr>
+        <w:tabs>
+          <w:tab w:val="num" w:pos="2160"/>
+        </w:tabs>
+        <w:ind w:left="2160" w:hanging="360"/>
+      </w:pPr>
+    </w:lvl>
+    <w:lvl w:ilvl="3" w:tentative="1">
+      <w:start w:val="1"/>
+      <w:numFmt w:val="decimal"/>
+      <w:lvlText w:val="%4."/>
+      <w:lvlJc w:val="left"/>
+      <w:pPr>
+        <w:tabs>
+          <w:tab w:val="num" w:pos="2880"/>
+        </w:tabs>
+        <w:ind w:left="2880" w:hanging="360"/>
+      </w:pPr>
+    </w:lvl>
+    <w:lvl w:ilvl="4" w:tentative="1">
+      <w:start w:val="1"/>
+      <w:numFmt w:val="decimal"/>
+      <w:lvlText w:val="%5."/>
+      <w:lvlJc w:val="left"/>
+      <w:pPr>
+        <w:tabs>
+          <w:tab w:val="num" w:pos="3600"/>
+        </w:tabs>
+        <w:ind w:left="3600" w:hanging="360"/>
+      </w:pPr>
+    </w:lvl>
+    <w:lvl w:ilvl="5" w:tentative="1">
+      <w:start w:val="1"/>
+      <w:numFmt w:val="decimal"/>
+      <w:lvlText w:val="%6."/>
+      <w:lvlJc w:val="left"/>
+      <w:pPr>
+        <w:tabs>
+          <w:tab w:val="num" w:pos="4320"/>
+        </w:tabs>
+        <w:ind w:left="4320" w:hanging="360"/>
+      </w:pPr>
+    </w:lvl>
+    <w:lvl w:ilvl="6" w:tentative="1">
+      <w:start w:val="1"/>
+      <w:numFmt w:val="decimal"/>
+      <w:lvlText w:val="%7."/>
+      <w:lvlJc w:val="left"/>
+      <w:pPr>
+        <w:tabs>
+          <w:tab w:val="num" w:pos="5040"/>
+        </w:tabs>
+        <w:ind w:left="5040" w:hanging="360"/>
+      </w:pPr>
+    </w:lvl>
+    <w:lvl w:ilvl="7" w:tentative="1">
+      <w:start w:val="1"/>
+      <w:numFmt w:val="decimal"/>
+      <w:lvlText w:val="%8."/>
+      <w:lvlJc w:val="left"/>
+      <w:pPr>
+        <w:tabs>
+          <w:tab w:val="num" w:pos="5760"/>
+        </w:tabs>
+        <w:ind w:left="5760" w:hanging="360"/>
+      </w:pPr>
+    </w:lvl>
+    <w:lvl w:ilvl="8" w:tentative="1">
+      <w:start w:val="1"/>
+      <w:numFmt w:val="decimal"/>
+      <w:lvlText w:val="%9."/>
+      <w:lvlJc w:val="left"/>
+      <w:pPr>
+        <w:tabs>
+          <w:tab w:val="num" w:pos="6480"/>
+        </w:tabs>
+        <w:ind w:left="6480" w:hanging="360"/>
+      </w:pPr>
+    </w:lvl>
+  </w:abstractNum>
+  <w:abstractNum w:abstractNumId="4" w15:restartNumberingAfterBreak="0">
     <w:nsid w:val="511609B3"/>
     <w:multiLevelType w:val="multilevel"/>
     <w:tmpl w:val="77103D64"/>
@@ -1780,7 +2163,7 @@
       </w:rPr>
     </w:lvl>
   </w:abstractNum>
-  <w:abstractNum w:abstractNumId="4" w15:restartNumberingAfterBreak="0">
+  <w:abstractNum w:abstractNumId="5" w15:restartNumberingAfterBreak="0">
     <w:nsid w:val="76DE7331"/>
     <w:multiLevelType w:val="multilevel"/>
     <w:tmpl w:val="E048DE1E"/>
@@ -1936,13 +2319,16 @@
     <w:abstractNumId w:val="0"/>
   </w:num>
   <w:num w:numId="3" w16cid:durableId="1824466364">
-    <w:abstractNumId w:val="4"/>
+    <w:abstractNumId w:val="5"/>
   </w:num>
   <w:num w:numId="4" w16cid:durableId="1251937414">
-    <w:abstractNumId w:val="3"/>
+    <w:abstractNumId w:val="4"/>
   </w:num>
   <w:num w:numId="5" w16cid:durableId="2134323271">
     <w:abstractNumId w:val="2"/>
+  </w:num>
+  <w:num w:numId="6" w16cid:durableId="1693653329">
+    <w:abstractNumId w:val="3"/>
   </w:num>
 </w:numbering>
 </file>
@@ -2550,6 +2936,7 @@
   <w:style w:type="character" w:default="1" w:styleId="DefaultParagraphFont">
     <w:name w:val="Default Paragraph Font"/>
     <w:uiPriority w:val="1"/>
+    <w:semiHidden/>
     <w:unhideWhenUsed/>
   </w:style>
   <w:style w:type="table" w:default="1" w:styleId="TableNormal">

--- a/Experiment-9/exp-9.docx
+++ b/Experiment-9/exp-9.docx
@@ -27,6 +27,25 @@
       <w:pPr>
         <w:rPr>
           <w:rFonts w:ascii="Segoe UI Emoji" w:hAnsi="Segoe UI Emoji" w:cs="Segoe UI Emoji"/>
+          <w:sz w:val="28"/>
+          <w:szCs w:val="28"/>
+        </w:rPr>
+      </w:pPr>
+      <w:r>
+        <w:rPr>
+          <w:rFonts w:ascii="Segoe UI Emoji" w:hAnsi="Segoe UI Emoji" w:cs="Segoe UI Emoji"/>
+          <w:sz w:val="28"/>
+          <w:szCs w:val="28"/>
+        </w:rPr>
+        <w:pict w14:anchorId="33FFBACF">
+          <v:rect id="_x0000_i1127" style="width:0;height:1.5pt" o:hralign="center" o:hrstd="t" o:hr="t" fillcolor="#a0a0a0" stroked="f"/>
+        </w:pict>
+      </w:r>
+    </w:p>
+    <w:p>
+      <w:pPr>
+        <w:rPr>
+          <w:rFonts w:ascii="Segoe UI Emoji" w:hAnsi="Segoe UI Emoji" w:cs="Segoe UI Emoji"/>
           <w:b/>
           <w:bCs/>
           <w:sz w:val="28"/>
@@ -62,7 +81,7 @@
           <w:sz w:val="28"/>
           <w:szCs w:val="28"/>
         </w:rPr>
-        <w:t>Design and Implementation of PL/SQL Package for CRUD Operations in Oracle</w:t>
+        <w:t>PL/SQL Package Development: Procedures and Shared Cursors for Enterprise Applications</w:t>
       </w:r>
     </w:p>
     <w:p>
@@ -79,8 +98,8 @@
           <w:sz w:val="28"/>
           <w:szCs w:val="28"/>
         </w:rPr>
-        <w:pict w14:anchorId="329B2CE3">
-          <v:rect id="_x0000_i1025" style="width:0;height:1.5pt" o:hralign="center" o:hrstd="t" o:hr="t" fillcolor="#a0a0a0" stroked="f"/>
+        <w:pict w14:anchorId="74AE6280">
+          <v:rect id="_x0000_i1128" style="width:0;height:1.5pt" o:hralign="center" o:hrstd="t" o:hr="t" fillcolor="#a0a0a0" stroked="f"/>
         </w:pict>
       </w:r>
     </w:p>
@@ -119,25 +138,25 @@
           <w:sz w:val="24"/>
           <w:szCs w:val="24"/>
         </w:rPr>
-        <w:t>The aim of this practical session is to design, implement, and execute a PL/SQL package in Oracle that performs CRUD (Create, Read, Update, Delete) operations on an Employee table in a modular, efficient, and reusable manner.</w:t>
-      </w:r>
-    </w:p>
-    <w:p>
-      <w:pPr>
-        <w:rPr>
-          <w:rFonts w:ascii="Segoe UI Emoji" w:hAnsi="Segoe UI Emoji" w:cs="Segoe UI Emoji"/>
-          <w:sz w:val="24"/>
-          <w:szCs w:val="24"/>
-        </w:rPr>
-      </w:pPr>
-      <w:r>
-        <w:rPr>
-          <w:rFonts w:ascii="Segoe UI Emoji" w:hAnsi="Segoe UI Emoji" w:cs="Segoe UI Emoji"/>
-          <w:sz w:val="24"/>
-          <w:szCs w:val="24"/>
-        </w:rPr>
-        <w:pict w14:anchorId="0615DAD5">
-          <v:rect id="_x0000_i1026" style="width:0;height:1.5pt" o:hralign="center" o:hrstd="t" o:hr="t" fillcolor="#a0a0a0" stroked="f"/>
+        <w:t>The aim of this practical session is to design, implement, and execute a PL/SQL package in Oracle that includes procedures and shared cursors to achieve modular, reusable, and efficient database programming.</w:t>
+      </w:r>
+    </w:p>
+    <w:p>
+      <w:pPr>
+        <w:rPr>
+          <w:rFonts w:ascii="Segoe UI Emoji" w:hAnsi="Segoe UI Emoji" w:cs="Segoe UI Emoji"/>
+          <w:sz w:val="24"/>
+          <w:szCs w:val="24"/>
+        </w:rPr>
+      </w:pPr>
+      <w:r>
+        <w:rPr>
+          <w:rFonts w:ascii="Segoe UI Emoji" w:hAnsi="Segoe UI Emoji" w:cs="Segoe UI Emoji"/>
+          <w:sz w:val="24"/>
+          <w:szCs w:val="24"/>
+        </w:rPr>
+        <w:pict w14:anchorId="6105CE65">
+          <v:rect id="_x0000_i1129" style="width:0;height:1.5pt" o:hralign="center" o:hrstd="t" o:hr="t" fillcolor="#a0a0a0" stroked="f"/>
         </w:pict>
       </w:r>
     </w:p>
@@ -159,123 +178,77 @@
           <w:sz w:val="24"/>
           <w:szCs w:val="24"/>
         </w:rPr>
-        <w:t>2. Objective of the Session</w:t>
-      </w:r>
-    </w:p>
-    <w:p>
-      <w:pPr>
-        <w:rPr>
-          <w:rFonts w:ascii="Segoe UI Emoji" w:hAnsi="Segoe UI Emoji" w:cs="Segoe UI Emoji"/>
-          <w:sz w:val="24"/>
-          <w:szCs w:val="24"/>
-        </w:rPr>
-      </w:pPr>
-      <w:r>
-        <w:rPr>
-          <w:rFonts w:ascii="Segoe UI Emoji" w:hAnsi="Segoe UI Emoji" w:cs="Segoe UI Emoji"/>
-          <w:sz w:val="24"/>
-          <w:szCs w:val="24"/>
-        </w:rPr>
-        <w:t>After completing this practical, the learner will be able to:</w:t>
-      </w:r>
-      <w:r>
-        <w:rPr>
-          <w:rFonts w:ascii="Segoe UI Emoji" w:hAnsi="Segoe UI Emoji" w:cs="Segoe UI Emoji"/>
-          <w:sz w:val="24"/>
-          <w:szCs w:val="24"/>
-        </w:rPr>
-        <w:br/>
-        <w:t>· Understand the concept and importance of packages in PL/SQL</w:t>
-      </w:r>
-      <w:r>
-        <w:rPr>
-          <w:rFonts w:ascii="Segoe UI Emoji" w:hAnsi="Segoe UI Emoji" w:cs="Segoe UI Emoji"/>
-          <w:sz w:val="24"/>
-          <w:szCs w:val="24"/>
-        </w:rPr>
-        <w:br/>
-        <w:t>· Differentiate between package specification and package body</w:t>
-      </w:r>
-      <w:r>
-        <w:rPr>
-          <w:rFonts w:ascii="Segoe UI Emoji" w:hAnsi="Segoe UI Emoji" w:cs="Segoe UI Emoji"/>
-          <w:sz w:val="24"/>
-          <w:szCs w:val="24"/>
-        </w:rPr>
-        <w:br/>
-        <w:t>· Implement modular database programming using packages</w:t>
-      </w:r>
-      <w:r>
-        <w:rPr>
-          <w:rFonts w:ascii="Segoe UI Emoji" w:hAnsi="Segoe UI Emoji" w:cs="Segoe UI Emoji"/>
-          <w:sz w:val="24"/>
-          <w:szCs w:val="24"/>
-        </w:rPr>
-        <w:br/>
-        <w:t>· Perform CRUD operations using stored procedures inside packages</w:t>
-      </w:r>
-      <w:r>
-        <w:rPr>
-          <w:rFonts w:ascii="Segoe UI Emoji" w:hAnsi="Segoe UI Emoji" w:cs="Segoe UI Emoji"/>
-          <w:sz w:val="24"/>
-          <w:szCs w:val="24"/>
-        </w:rPr>
-        <w:br/>
-        <w:t>· Improve performance using precompiled database objects</w:t>
-      </w:r>
-      <w:r>
-        <w:rPr>
-          <w:rFonts w:ascii="Segoe UI Emoji" w:hAnsi="Segoe UI Emoji" w:cs="Segoe UI Emoji"/>
-          <w:sz w:val="24"/>
-          <w:szCs w:val="24"/>
-        </w:rPr>
-        <w:br/>
-        <w:t>· Enhance code reusability and maintainability</w:t>
-      </w:r>
-      <w:r>
-        <w:rPr>
-          <w:rFonts w:ascii="Segoe UI Emoji" w:hAnsi="Segoe UI Emoji" w:cs="Segoe UI Emoji"/>
-          <w:sz w:val="24"/>
-          <w:szCs w:val="24"/>
-        </w:rPr>
-        <w:br/>
-        <w:t>· Use DBMS_OUTPUT for displaying results</w:t>
-      </w:r>
-      <w:r>
-        <w:rPr>
-          <w:rFonts w:ascii="Segoe UI Emoji" w:hAnsi="Segoe UI Emoji" w:cs="Segoe UI Emoji"/>
-          <w:sz w:val="24"/>
-          <w:szCs w:val="24"/>
-        </w:rPr>
-        <w:br/>
-        <w:t>· Handle exceptions using PL/SQL mechanisms</w:t>
-      </w:r>
-      <w:r>
-        <w:rPr>
-          <w:rFonts w:ascii="Segoe UI Emoji" w:hAnsi="Segoe UI Emoji" w:cs="Segoe UI Emoji"/>
-          <w:sz w:val="24"/>
-          <w:szCs w:val="24"/>
-        </w:rPr>
-        <w:br/>
-        <w:t>· Develop structured and industry-relevant database applications</w:t>
-      </w:r>
-    </w:p>
-    <w:p>
-      <w:pPr>
-        <w:rPr>
-          <w:rFonts w:ascii="Segoe UI Emoji" w:hAnsi="Segoe UI Emoji" w:cs="Segoe UI Emoji"/>
-          <w:sz w:val="24"/>
-          <w:szCs w:val="24"/>
-        </w:rPr>
-      </w:pPr>
-      <w:r>
-        <w:rPr>
-          <w:rFonts w:ascii="Segoe UI Emoji" w:hAnsi="Segoe UI Emoji" w:cs="Segoe UI Emoji"/>
-          <w:sz w:val="24"/>
-          <w:szCs w:val="24"/>
-        </w:rPr>
-        <w:pict w14:anchorId="0F78D31B">
-          <v:rect id="_x0000_i1027" style="width:0;height:1.5pt" o:hralign="center" o:hrstd="t" o:hr="t" fillcolor="#a0a0a0" stroked="f"/>
+        <w:t>2. Software Requirements</w:t>
+      </w:r>
+    </w:p>
+    <w:p>
+      <w:pPr>
+        <w:rPr>
+          <w:rFonts w:ascii="Segoe UI Emoji" w:hAnsi="Segoe UI Emoji" w:cs="Segoe UI Emoji"/>
+          <w:sz w:val="24"/>
+          <w:szCs w:val="24"/>
+        </w:rPr>
+      </w:pPr>
+      <w:r>
+        <w:rPr>
+          <w:rFonts w:ascii="Segoe UI Emoji" w:hAnsi="Segoe UI Emoji" w:cs="Segoe UI Emoji"/>
+          <w:sz w:val="24"/>
+          <w:szCs w:val="24"/>
+        </w:rPr>
+        <w:t>Database Management System:</w:t>
+      </w:r>
+      <w:r>
+        <w:rPr>
+          <w:rFonts w:ascii="Segoe UI Emoji" w:hAnsi="Segoe UI Emoji" w:cs="Segoe UI Emoji"/>
+          <w:sz w:val="24"/>
+          <w:szCs w:val="24"/>
+        </w:rPr>
+        <w:br/>
+        <w:t>Oracle / PostgreSQL</w:t>
+      </w:r>
+    </w:p>
+    <w:p>
+      <w:pPr>
+        <w:rPr>
+          <w:rFonts w:ascii="Segoe UI Emoji" w:hAnsi="Segoe UI Emoji" w:cs="Segoe UI Emoji"/>
+          <w:sz w:val="24"/>
+          <w:szCs w:val="24"/>
+        </w:rPr>
+      </w:pPr>
+      <w:r>
+        <w:rPr>
+          <w:rFonts w:ascii="Segoe UI Emoji" w:hAnsi="Segoe UI Emoji" w:cs="Segoe UI Emoji"/>
+          <w:sz w:val="24"/>
+          <w:szCs w:val="24"/>
+        </w:rPr>
+        <w:t>Database Administration Tool:</w:t>
+      </w:r>
+      <w:r>
+        <w:rPr>
+          <w:rFonts w:ascii="Segoe UI Emoji" w:hAnsi="Segoe UI Emoji" w:cs="Segoe UI Emoji"/>
+          <w:sz w:val="24"/>
+          <w:szCs w:val="24"/>
+        </w:rPr>
+        <w:br/>
+        <w:t>SQL Developer / pgAdmin</w:t>
+      </w:r>
+    </w:p>
+    <w:p>
+      <w:pPr>
+        <w:rPr>
+          <w:rFonts w:ascii="Segoe UI Emoji" w:hAnsi="Segoe UI Emoji" w:cs="Segoe UI Emoji"/>
+          <w:sz w:val="24"/>
+          <w:szCs w:val="24"/>
+        </w:rPr>
+      </w:pPr>
+      <w:r>
+        <w:rPr>
+          <w:rFonts w:ascii="Segoe UI Emoji" w:hAnsi="Segoe UI Emoji" w:cs="Segoe UI Emoji"/>
+          <w:sz w:val="24"/>
+          <w:szCs w:val="24"/>
+        </w:rPr>
+        <w:pict w14:anchorId="36CBE94F">
+          <v:rect id="_x0000_i1130" style="width:0;height:1.5pt" o:hralign="center" o:hrstd="t" o:hr="t" fillcolor="#a0a0a0" stroked="f"/>
         </w:pict>
       </w:r>
     </w:p>
@@ -297,14 +270,243 @@
           <w:sz w:val="24"/>
           <w:szCs w:val="24"/>
         </w:rPr>
-        <w:t>3. Practical / Experiment Steps</w:t>
+        <w:t>3. Objective of the Session</w:t>
+      </w:r>
+    </w:p>
+    <w:p>
+      <w:pPr>
+        <w:rPr>
+          <w:rFonts w:ascii="Segoe UI Emoji" w:hAnsi="Segoe UI Emoji" w:cs="Segoe UI Emoji"/>
+          <w:sz w:val="24"/>
+          <w:szCs w:val="24"/>
+        </w:rPr>
+      </w:pPr>
+      <w:r>
+        <w:rPr>
+          <w:rFonts w:ascii="Segoe UI Emoji" w:hAnsi="Segoe UI Emoji" w:cs="Segoe UI Emoji"/>
+          <w:sz w:val="24"/>
+          <w:szCs w:val="24"/>
+        </w:rPr>
+        <w:t>After completing this practical, the learner will be able to:</w:t>
+      </w:r>
+      <w:r>
+        <w:rPr>
+          <w:rFonts w:ascii="Segoe UI Emoji" w:hAnsi="Segoe UI Emoji" w:cs="Segoe UI Emoji"/>
+          <w:sz w:val="24"/>
+          <w:szCs w:val="24"/>
+        </w:rPr>
+        <w:br/>
+        <w:t>· Understand the concept and structure of PL/SQL packages</w:t>
+      </w:r>
+      <w:r>
+        <w:rPr>
+          <w:rFonts w:ascii="Segoe UI Emoji" w:hAnsi="Segoe UI Emoji" w:cs="Segoe UI Emoji"/>
+          <w:sz w:val="24"/>
+          <w:szCs w:val="24"/>
+        </w:rPr>
+        <w:br/>
+        <w:t>· Differentiate between package specification and package body</w:t>
+      </w:r>
+      <w:r>
+        <w:rPr>
+          <w:rFonts w:ascii="Segoe UI Emoji" w:hAnsi="Segoe UI Emoji" w:cs="Segoe UI Emoji"/>
+          <w:sz w:val="24"/>
+          <w:szCs w:val="24"/>
+        </w:rPr>
+        <w:br/>
+        <w:t>· Develop packages containing procedures and shared cursors</w:t>
+      </w:r>
+      <w:r>
+        <w:rPr>
+          <w:rFonts w:ascii="Segoe UI Emoji" w:hAnsi="Segoe UI Emoji" w:cs="Segoe UI Emoji"/>
+          <w:sz w:val="24"/>
+          <w:szCs w:val="24"/>
+        </w:rPr>
+        <w:br/>
+        <w:t>· Implement modular and reusable database programs</w:t>
+      </w:r>
+      <w:r>
+        <w:rPr>
+          <w:rFonts w:ascii="Segoe UI Emoji" w:hAnsi="Segoe UI Emoji" w:cs="Segoe UI Emoji"/>
+          <w:sz w:val="24"/>
+          <w:szCs w:val="24"/>
+        </w:rPr>
+        <w:br/>
+        <w:t>· Use cursors for retrieving and processing multiple records</w:t>
+      </w:r>
+      <w:r>
+        <w:rPr>
+          <w:rFonts w:ascii="Segoe UI Emoji" w:hAnsi="Segoe UI Emoji" w:cs="Segoe UI Emoji"/>
+          <w:sz w:val="24"/>
+          <w:szCs w:val="24"/>
+        </w:rPr>
+        <w:br/>
+        <w:t>· Apply industry-relevant database development techniques</w:t>
+      </w:r>
+    </w:p>
+    <w:p>
+      <w:pPr>
+        <w:rPr>
+          <w:rFonts w:ascii="Segoe UI Emoji" w:hAnsi="Segoe UI Emoji" w:cs="Segoe UI Emoji"/>
+          <w:sz w:val="24"/>
+          <w:szCs w:val="24"/>
+        </w:rPr>
+      </w:pPr>
+      <w:r>
+        <w:rPr>
+          <w:rFonts w:ascii="Segoe UI Emoji" w:hAnsi="Segoe UI Emoji" w:cs="Segoe UI Emoji"/>
+          <w:sz w:val="24"/>
+          <w:szCs w:val="24"/>
+        </w:rPr>
+        <w:pict w14:anchorId="47C255C3">
+          <v:rect id="_x0000_i1131" style="width:0;height:1.5pt" o:hralign="center" o:hrstd="t" o:hr="t" fillcolor="#a0a0a0" stroked="f"/>
+        </w:pict>
+      </w:r>
+    </w:p>
+    <w:p>
+      <w:pPr>
+        <w:rPr>
+          <w:rFonts w:ascii="Segoe UI Emoji" w:hAnsi="Segoe UI Emoji" w:cs="Segoe UI Emoji"/>
+          <w:b/>
+          <w:bCs/>
+          <w:sz w:val="24"/>
+          <w:szCs w:val="24"/>
+        </w:rPr>
+      </w:pPr>
+      <w:r>
+        <w:rPr>
+          <w:rFonts w:ascii="Segoe UI Emoji" w:hAnsi="Segoe UI Emoji" w:cs="Segoe UI Emoji"/>
+          <w:b/>
+          <w:bCs/>
+          <w:sz w:val="24"/>
+          <w:szCs w:val="24"/>
+        </w:rPr>
+        <w:t>4. Problem Statement</w:t>
+      </w:r>
+    </w:p>
+    <w:p>
+      <w:pPr>
+        <w:rPr>
+          <w:rFonts w:ascii="Segoe UI Emoji" w:hAnsi="Segoe UI Emoji" w:cs="Segoe UI Emoji"/>
+          <w:sz w:val="24"/>
+          <w:szCs w:val="24"/>
+        </w:rPr>
+      </w:pPr>
+      <w:r>
+        <w:rPr>
+          <w:rFonts w:ascii="Segoe UI Emoji" w:hAnsi="Segoe UI Emoji" w:cs="Segoe UI Emoji"/>
+          <w:sz w:val="24"/>
+          <w:szCs w:val="24"/>
+        </w:rPr>
+        <w:t>In enterprise applications, related database operations should be grouped together for better organization, performance, and reuse.</w:t>
+      </w:r>
+      <w:r>
+        <w:rPr>
+          <w:rFonts w:ascii="Segoe UI Emoji" w:hAnsi="Segoe UI Emoji" w:cs="Segoe UI Emoji"/>
+          <w:sz w:val="24"/>
+          <w:szCs w:val="24"/>
+        </w:rPr>
+        <w:br/>
+        <w:t>Design and implement a PL/SQL package that:</w:t>
+      </w:r>
+      <w:r>
+        <w:rPr>
+          <w:rFonts w:ascii="Segoe UI Emoji" w:hAnsi="Segoe UI Emoji" w:cs="Segoe UI Emoji"/>
+          <w:sz w:val="24"/>
+          <w:szCs w:val="24"/>
+        </w:rPr>
+        <w:br/>
+        <w:t>· Contains procedures to fetch and display employee details</w:t>
+      </w:r>
+      <w:r>
+        <w:rPr>
+          <w:rFonts w:ascii="Segoe UI Emoji" w:hAnsi="Segoe UI Emoji" w:cs="Segoe UI Emoji"/>
+          <w:sz w:val="24"/>
+          <w:szCs w:val="24"/>
+        </w:rPr>
+        <w:br/>
+      </w:r>
+      <w:r>
+        <w:rPr>
+          <w:rFonts w:ascii="Segoe UI Emoji" w:hAnsi="Segoe UI Emoji" w:cs="Segoe UI Emoji"/>
+          <w:sz w:val="24"/>
+          <w:szCs w:val="24"/>
+        </w:rPr>
+        <w:lastRenderedPageBreak/>
+        <w:t>· Uses a shared cursor to retrieve employee records</w:t>
+      </w:r>
+      <w:r>
+        <w:rPr>
+          <w:rFonts w:ascii="Segoe UI Emoji" w:hAnsi="Segoe UI Emoji" w:cs="Segoe UI Emoji"/>
+          <w:sz w:val="24"/>
+          <w:szCs w:val="24"/>
+        </w:rPr>
+        <w:br/>
+        <w:t>· Demonstrates execution of package procedures</w:t>
+      </w:r>
+    </w:p>
+    <w:p>
+      <w:pPr>
+        <w:rPr>
+          <w:rFonts w:ascii="Segoe UI Emoji" w:hAnsi="Segoe UI Emoji" w:cs="Segoe UI Emoji"/>
+          <w:sz w:val="24"/>
+          <w:szCs w:val="24"/>
+        </w:rPr>
+      </w:pPr>
+      <w:r>
+        <w:rPr>
+          <w:rFonts w:ascii="Segoe UI Emoji" w:hAnsi="Segoe UI Emoji" w:cs="Segoe UI Emoji"/>
+          <w:sz w:val="24"/>
+          <w:szCs w:val="24"/>
+        </w:rPr>
+        <w:t>(Industry relevance: Rippling, Oracle, SAP, PayPal)</w:t>
+      </w:r>
+    </w:p>
+    <w:p>
+      <w:pPr>
+        <w:rPr>
+          <w:rFonts w:ascii="Segoe UI Emoji" w:hAnsi="Segoe UI Emoji" w:cs="Segoe UI Emoji"/>
+          <w:sz w:val="24"/>
+          <w:szCs w:val="24"/>
+        </w:rPr>
+      </w:pPr>
+      <w:r>
+        <w:rPr>
+          <w:rFonts w:ascii="Segoe UI Emoji" w:hAnsi="Segoe UI Emoji" w:cs="Segoe UI Emoji"/>
+          <w:sz w:val="24"/>
+          <w:szCs w:val="24"/>
+        </w:rPr>
+        <w:pict w14:anchorId="0561006C">
+          <v:rect id="_x0000_i1132" style="width:0;height:1.5pt" o:hralign="center" o:hrstd="t" o:hr="t" fillcolor="#a0a0a0" stroked="f"/>
+        </w:pict>
+      </w:r>
+    </w:p>
+    <w:p>
+      <w:pPr>
+        <w:rPr>
+          <w:rFonts w:ascii="Segoe UI Emoji" w:hAnsi="Segoe UI Emoji" w:cs="Segoe UI Emoji"/>
+          <w:b/>
+          <w:bCs/>
+          <w:sz w:val="24"/>
+          <w:szCs w:val="24"/>
+        </w:rPr>
+      </w:pPr>
+      <w:r>
+        <w:rPr>
+          <w:rFonts w:ascii="Segoe UI Emoji" w:hAnsi="Segoe UI Emoji" w:cs="Segoe UI Emoji"/>
+          <w:b/>
+          <w:bCs/>
+          <w:sz w:val="24"/>
+          <w:szCs w:val="24"/>
+        </w:rPr>
+        <w:t>5. Practical / Experiment Steps</w:t>
       </w:r>
     </w:p>
     <w:p>
       <w:pPr>
         <w:numPr>
           <w:ilvl w:val="0"/>
-          <w:numId w:val="6"/>
+          <w:numId w:val="7"/>
         </w:numPr>
         <w:rPr>
           <w:rFonts w:ascii="Segoe UI Emoji" w:hAnsi="Segoe UI Emoji" w:cs="Segoe UI Emoji"/>
@@ -318,14 +520,14 @@
           <w:sz w:val="24"/>
           <w:szCs w:val="24"/>
         </w:rPr>
-        <w:t xml:space="preserve">Design and create an Employee table with attributes such as emp_id, emp_name, and salary. </w:t>
+        <w:t>Create an Employee table with attributes such as emp_id, emp_name, and salary.</w:t>
       </w:r>
     </w:p>
     <w:p>
       <w:pPr>
         <w:numPr>
           <w:ilvl w:val="0"/>
-          <w:numId w:val="6"/>
+          <w:numId w:val="7"/>
         </w:numPr>
         <w:rPr>
           <w:rFonts w:ascii="Segoe UI Emoji" w:hAnsi="Segoe UI Emoji" w:cs="Segoe UI Emoji"/>
@@ -339,14 +541,14 @@
           <w:sz w:val="24"/>
           <w:szCs w:val="24"/>
         </w:rPr>
-        <w:t xml:space="preserve">Drop existing objects (table/package) if already present. </w:t>
+        <w:t>Insert sample employee records for testing.</w:t>
       </w:r>
     </w:p>
     <w:p>
       <w:pPr>
         <w:numPr>
           <w:ilvl w:val="0"/>
-          <w:numId w:val="6"/>
+          <w:numId w:val="7"/>
         </w:numPr>
         <w:rPr>
           <w:rFonts w:ascii="Segoe UI Emoji" w:hAnsi="Segoe UI Emoji" w:cs="Segoe UI Emoji"/>
@@ -360,14 +562,14 @@
           <w:sz w:val="24"/>
           <w:szCs w:val="24"/>
         </w:rPr>
-        <w:t xml:space="preserve">Create a package specification (emp_package) declaring procedures for CRUD operations. </w:t>
+        <w:t>Create a package specification (emp_package).</w:t>
       </w:r>
     </w:p>
     <w:p>
       <w:pPr>
         <w:numPr>
           <w:ilvl w:val="0"/>
-          <w:numId w:val="6"/>
+          <w:numId w:val="7"/>
         </w:numPr>
         <w:rPr>
           <w:rFonts w:ascii="Segoe UI Emoji" w:hAnsi="Segoe UI Emoji" w:cs="Segoe UI Emoji"/>
@@ -381,50 +583,14 @@
           <w:sz w:val="24"/>
           <w:szCs w:val="24"/>
         </w:rPr>
-        <w:t>Define procedures for:</w:t>
-      </w:r>
-      <w:r>
-        <w:rPr>
-          <w:rFonts w:ascii="Segoe UI Emoji" w:hAnsi="Segoe UI Emoji" w:cs="Segoe UI Emoji"/>
-          <w:sz w:val="24"/>
-          <w:szCs w:val="24"/>
-        </w:rPr>
-        <w:br/>
-        <w:t>· Insert (add_employee)</w:t>
-      </w:r>
-      <w:r>
-        <w:rPr>
-          <w:rFonts w:ascii="Segoe UI Emoji" w:hAnsi="Segoe UI Emoji" w:cs="Segoe UI Emoji"/>
-          <w:sz w:val="24"/>
-          <w:szCs w:val="24"/>
-        </w:rPr>
-        <w:br/>
-        <w:t>· Select (get_employee)</w:t>
-      </w:r>
-      <w:r>
-        <w:rPr>
-          <w:rFonts w:ascii="Segoe UI Emoji" w:hAnsi="Segoe UI Emoji" w:cs="Segoe UI Emoji"/>
-          <w:sz w:val="24"/>
-          <w:szCs w:val="24"/>
-        </w:rPr>
-        <w:br/>
-        <w:t>· Update (update_salary)</w:t>
-      </w:r>
-      <w:r>
-        <w:rPr>
-          <w:rFonts w:ascii="Segoe UI Emoji" w:hAnsi="Segoe UI Emoji" w:cs="Segoe UI Emoji"/>
-          <w:sz w:val="24"/>
-          <w:szCs w:val="24"/>
-        </w:rPr>
-        <w:br/>
-        <w:t xml:space="preserve">· Delete (delete_employee) </w:t>
+        <w:t>Declare a shared cursor to retrieve employee data.</w:t>
       </w:r>
     </w:p>
     <w:p>
       <w:pPr>
         <w:numPr>
           <w:ilvl w:val="0"/>
-          <w:numId w:val="6"/>
+          <w:numId w:val="7"/>
         </w:numPr>
         <w:rPr>
           <w:rFonts w:ascii="Segoe UI Emoji" w:hAnsi="Segoe UI Emoji" w:cs="Segoe UI Emoji"/>
@@ -438,15 +604,32 @@
           <w:sz w:val="24"/>
           <w:szCs w:val="24"/>
         </w:rPr>
-        <w:lastRenderedPageBreak/>
-        <w:t xml:space="preserve">Implement the package body with actual logic. </w:t>
+        <w:t>Declare procedures to:</w:t>
+      </w:r>
+      <w:r>
+        <w:rPr>
+          <w:rFonts w:ascii="Segoe UI Emoji" w:hAnsi="Segoe UI Emoji" w:cs="Segoe UI Emoji"/>
+          <w:sz w:val="24"/>
+          <w:szCs w:val="24"/>
+        </w:rPr>
+        <w:br/>
+        <w:t>· Display all employees</w:t>
+      </w:r>
+      <w:r>
+        <w:rPr>
+          <w:rFonts w:ascii="Segoe UI Emoji" w:hAnsi="Segoe UI Emoji" w:cs="Segoe UI Emoji"/>
+          <w:sz w:val="24"/>
+          <w:szCs w:val="24"/>
+        </w:rPr>
+        <w:br/>
+        <w:t>· Fetch a specific employee</w:t>
       </w:r>
     </w:p>
     <w:p>
       <w:pPr>
         <w:numPr>
           <w:ilvl w:val="0"/>
-          <w:numId w:val="6"/>
+          <w:numId w:val="7"/>
         </w:numPr>
         <w:rPr>
           <w:rFonts w:ascii="Segoe UI Emoji" w:hAnsi="Segoe UI Emoji" w:cs="Segoe UI Emoji"/>
@@ -460,14 +643,14 @@
           <w:sz w:val="24"/>
           <w:szCs w:val="24"/>
         </w:rPr>
-        <w:t xml:space="preserve">Use SQL statements (INSERT, SELECT, UPDATE, DELETE) inside procedures. </w:t>
+        <w:t>Create the package body implementing the logic.</w:t>
       </w:r>
     </w:p>
     <w:p>
       <w:pPr>
         <w:numPr>
           <w:ilvl w:val="0"/>
-          <w:numId w:val="6"/>
+          <w:numId w:val="7"/>
         </w:numPr>
         <w:rPr>
           <w:rFonts w:ascii="Segoe UI Emoji" w:hAnsi="Segoe UI Emoji" w:cs="Segoe UI Emoji"/>
@@ -481,14 +664,14 @@
           <w:sz w:val="24"/>
           <w:szCs w:val="24"/>
         </w:rPr>
-        <w:t xml:space="preserve">Use DBMS_OUTPUT.PUT_LINE to display messages. </w:t>
+        <w:t>Use cursor operations (OPEN, FETCH, CLOSE).</w:t>
       </w:r>
     </w:p>
     <w:p>
       <w:pPr>
         <w:numPr>
           <w:ilvl w:val="0"/>
-          <w:numId w:val="6"/>
+          <w:numId w:val="7"/>
         </w:numPr>
         <w:rPr>
           <w:rFonts w:ascii="Segoe UI Emoji" w:hAnsi="Segoe UI Emoji" w:cs="Segoe UI Emoji"/>
@@ -502,14 +685,14 @@
           <w:sz w:val="24"/>
           <w:szCs w:val="24"/>
         </w:rPr>
-        <w:t xml:space="preserve">Handle exceptions using NO_DATA_FOUND. </w:t>
+        <w:t>Use DBMS_OUTPUT.PUT_LINE to display output.</w:t>
       </w:r>
     </w:p>
     <w:p>
       <w:pPr>
         <w:numPr>
           <w:ilvl w:val="0"/>
-          <w:numId w:val="6"/>
+          <w:numId w:val="7"/>
         </w:numPr>
         <w:rPr>
           <w:rFonts w:ascii="Segoe UI Emoji" w:hAnsi="Segoe UI Emoji" w:cs="Segoe UI Emoji"/>
@@ -523,14 +706,14 @@
           <w:sz w:val="24"/>
           <w:szCs w:val="24"/>
         </w:rPr>
-        <w:t xml:space="preserve">Compile the package successfully. </w:t>
+        <w:t>Handle exceptions using NO_DATA_FOUND.</w:t>
       </w:r>
     </w:p>
     <w:p>
       <w:pPr>
         <w:numPr>
           <w:ilvl w:val="0"/>
-          <w:numId w:val="6"/>
+          <w:numId w:val="7"/>
         </w:numPr>
         <w:rPr>
           <w:rFonts w:ascii="Segoe UI Emoji" w:hAnsi="Segoe UI Emoji" w:cs="Segoe UI Emoji"/>
@@ -544,14 +727,14 @@
           <w:sz w:val="24"/>
           <w:szCs w:val="24"/>
         </w:rPr>
-        <w:t xml:space="preserve">Execute procedures using anonymous PL/SQL blocks. </w:t>
+        <w:t>Execute procedures using anonymous PL/SQL blocks.</w:t>
       </w:r>
     </w:p>
     <w:p>
       <w:pPr>
         <w:numPr>
           <w:ilvl w:val="0"/>
-          <w:numId w:val="6"/>
+          <w:numId w:val="7"/>
         </w:numPr>
         <w:rPr>
           <w:rFonts w:ascii="Segoe UI Emoji" w:hAnsi="Segoe UI Emoji" w:cs="Segoe UI Emoji"/>
@@ -565,14 +748,14 @@
           <w:sz w:val="24"/>
           <w:szCs w:val="24"/>
         </w:rPr>
-        <w:t xml:space="preserve">Verify results by querying the table. </w:t>
+        <w:t>Verify output and correctness.</w:t>
       </w:r>
     </w:p>
     <w:p>
       <w:pPr>
         <w:numPr>
           <w:ilvl w:val="0"/>
-          <w:numId w:val="6"/>
+          <w:numId w:val="7"/>
         </w:numPr>
         <w:rPr>
           <w:rFonts w:ascii="Segoe UI Emoji" w:hAnsi="Segoe UI Emoji" w:cs="Segoe UI Emoji"/>
@@ -586,25 +769,25 @@
           <w:sz w:val="24"/>
           <w:szCs w:val="24"/>
         </w:rPr>
-        <w:t xml:space="preserve">Capture screenshots of execution and output for documentation. </w:t>
-      </w:r>
-    </w:p>
-    <w:p>
-      <w:pPr>
-        <w:rPr>
-          <w:rFonts w:ascii="Segoe UI Emoji" w:hAnsi="Segoe UI Emoji" w:cs="Segoe UI Emoji"/>
-          <w:sz w:val="24"/>
-          <w:szCs w:val="24"/>
-        </w:rPr>
-      </w:pPr>
-      <w:r>
-        <w:rPr>
-          <w:rFonts w:ascii="Segoe UI Emoji" w:hAnsi="Segoe UI Emoji" w:cs="Segoe UI Emoji"/>
-          <w:sz w:val="24"/>
-          <w:szCs w:val="24"/>
-        </w:rPr>
-        <w:pict w14:anchorId="29476F5A">
-          <v:rect id="_x0000_i1028" style="width:0;height:1.5pt" o:hralign="center" o:hrstd="t" o:hr="t" fillcolor="#a0a0a0" stroked="f"/>
+        <w:t>Capture execution results for documentation.</w:t>
+      </w:r>
+    </w:p>
+    <w:p>
+      <w:pPr>
+        <w:rPr>
+          <w:rFonts w:ascii="Segoe UI Emoji" w:hAnsi="Segoe UI Emoji" w:cs="Segoe UI Emoji"/>
+          <w:sz w:val="24"/>
+          <w:szCs w:val="24"/>
+        </w:rPr>
+      </w:pPr>
+      <w:r>
+        <w:rPr>
+          <w:rFonts w:ascii="Segoe UI Emoji" w:hAnsi="Segoe UI Emoji" w:cs="Segoe UI Emoji"/>
+          <w:sz w:val="24"/>
+          <w:szCs w:val="24"/>
+        </w:rPr>
+        <w:pict w14:anchorId="7559D5E5">
+          <v:rect id="_x0000_i1133" style="width:0;height:1.5pt" o:hralign="center" o:hrstd="t" o:hr="t" fillcolor="#a0a0a0" stroked="f"/>
         </w:pict>
       </w:r>
     </w:p>
@@ -626,7 +809,7 @@
           <w:sz w:val="24"/>
           <w:szCs w:val="24"/>
         </w:rPr>
-        <w:t>4. Procedure of the Practical</w:t>
+        <w:t>6. Procedure of the Practical</w:t>
       </w:r>
     </w:p>
     <w:p>
@@ -652,7 +835,7 @@
           <w:szCs w:val="24"/>
         </w:rPr>
         <w:br/>
-        <w:t>(ii) Open Oracle SQL*Plus / SQL Developer / Live SQL.</w:t>
+        <w:t>(ii) Open Oracle SQL*Plus / SQL Developer.</w:t>
       </w:r>
       <w:r>
         <w:rPr>
@@ -670,7 +853,7 @@
           <w:szCs w:val="24"/>
         </w:rPr>
         <w:br/>
-        <w:t>(iv) Drop the Employee table and package if already existing.</w:t>
+        <w:t>(iv) Drop existing table and package if already present.</w:t>
       </w:r>
       <w:r>
         <w:rPr>
@@ -688,106 +871,105 @@
           <w:szCs w:val="24"/>
         </w:rPr>
         <w:br/>
-        <w:t>(vi) Write the package specification (interface).</w:t>
-      </w:r>
-      <w:r>
-        <w:rPr>
-          <w:rFonts w:ascii="Segoe UI Emoji" w:hAnsi="Segoe UI Emoji" w:cs="Segoe UI Emoji"/>
-          <w:sz w:val="24"/>
-          <w:szCs w:val="24"/>
-        </w:rPr>
-        <w:br/>
-        <w:t>(vii) Write the package body (implementation).</w:t>
-      </w:r>
-      <w:r>
-        <w:rPr>
-          <w:rFonts w:ascii="Segoe UI Emoji" w:hAnsi="Segoe UI Emoji" w:cs="Segoe UI Emoji"/>
-          <w:sz w:val="24"/>
-          <w:szCs w:val="24"/>
-        </w:rPr>
-        <w:br/>
-        <w:t>(viii) Compile both specification and body successfully.</w:t>
-      </w:r>
-      <w:r>
-        <w:rPr>
-          <w:rFonts w:ascii="Segoe UI Emoji" w:hAnsi="Segoe UI Emoji" w:cs="Segoe UI Emoji"/>
-          <w:sz w:val="24"/>
-          <w:szCs w:val="24"/>
-        </w:rPr>
-        <w:br/>
-        <w:t>(ix) Execute procedures using BEGIN...END blocks.</w:t>
-      </w:r>
-      <w:r>
-        <w:rPr>
-          <w:rFonts w:ascii="Segoe UI Emoji" w:hAnsi="Segoe UI Emoji" w:cs="Segoe UI Emoji"/>
-          <w:sz w:val="24"/>
-          <w:szCs w:val="24"/>
-        </w:rPr>
-        <w:br/>
-        <w:t>(x) Insert sample records using add_employee procedure.</w:t>
-      </w:r>
-      <w:r>
-        <w:rPr>
-          <w:rFonts w:ascii="Segoe UI Emoji" w:hAnsi="Segoe UI Emoji" w:cs="Segoe UI Emoji"/>
-          <w:sz w:val="24"/>
-          <w:szCs w:val="24"/>
-        </w:rPr>
-        <w:br/>
-        <w:t>(xi) Retrieve records using get_employee procedure.</w:t>
-      </w:r>
-      <w:r>
-        <w:rPr>
-          <w:rFonts w:ascii="Segoe UI Emoji" w:hAnsi="Segoe UI Emoji" w:cs="Segoe UI Emoji"/>
-          <w:sz w:val="24"/>
-          <w:szCs w:val="24"/>
-        </w:rPr>
-        <w:br/>
-        <w:t>(xii) Update records using update_salary procedure.</w:t>
-      </w:r>
-      <w:r>
-        <w:rPr>
-          <w:rFonts w:ascii="Segoe UI Emoji" w:hAnsi="Segoe UI Emoji" w:cs="Segoe UI Emoji"/>
-          <w:sz w:val="24"/>
-          <w:szCs w:val="24"/>
-        </w:rPr>
-        <w:br/>
-        <w:t>(xiii) Delete records using delete_employee procedure.</w:t>
-      </w:r>
-      <w:r>
-        <w:rPr>
-          <w:rFonts w:ascii="Segoe UI Emoji" w:hAnsi="Segoe UI Emoji" w:cs="Segoe UI Emoji"/>
-          <w:sz w:val="24"/>
-          <w:szCs w:val="24"/>
-        </w:rPr>
-        <w:br/>
-        <w:t>(xiv) Observe output and verify correctness.</w:t>
-      </w:r>
-      <w:r>
-        <w:rPr>
-          <w:rFonts w:ascii="Segoe UI Emoji" w:hAnsi="Segoe UI Emoji" w:cs="Segoe UI Emoji"/>
-          <w:sz w:val="24"/>
-          <w:szCs w:val="24"/>
-        </w:rPr>
-        <w:br/>
-        <w:t>(xv) Save code and capture screenshots.</w:t>
-      </w:r>
-    </w:p>
-    <w:p>
-      <w:pPr>
-        <w:rPr>
-          <w:rFonts w:ascii="Segoe UI Emoji" w:hAnsi="Segoe UI Emoji" w:cs="Segoe UI Emoji"/>
-          <w:sz w:val="24"/>
-          <w:szCs w:val="24"/>
-        </w:rPr>
-      </w:pPr>
-      <w:r>
-        <w:rPr>
-          <w:rFonts w:ascii="Segoe UI Emoji" w:hAnsi="Segoe UI Emoji" w:cs="Segoe UI Emoji"/>
-          <w:sz w:val="24"/>
-          <w:szCs w:val="24"/>
-        </w:rPr>
-        <w:pict w14:anchorId="3487A08B">
-          <v:rect id="_x0000_i1029" style="width:0;height:1.5pt" o:hralign="center" o:hrstd="t" o:hr="t" fillcolor="#a0a0a0" stroked="f"/>
+        <w:t>(vi) Insert sample records into the table.</w:t>
+      </w:r>
+      <w:r>
+        <w:rPr>
+          <w:rFonts w:ascii="Segoe UI Emoji" w:hAnsi="Segoe UI Emoji" w:cs="Segoe UI Emoji"/>
+          <w:sz w:val="24"/>
+          <w:szCs w:val="24"/>
+        </w:rPr>
+        <w:br/>
+        <w:t>(vii) Write the package specification with shared cursor and procedures.</w:t>
+      </w:r>
+      <w:r>
+        <w:rPr>
+          <w:rFonts w:ascii="Segoe UI Emoji" w:hAnsi="Segoe UI Emoji" w:cs="Segoe UI Emoji"/>
+          <w:sz w:val="24"/>
+          <w:szCs w:val="24"/>
+        </w:rPr>
+        <w:br/>
+        <w:t>(viii) Write the package body with implementation logic.</w:t>
+      </w:r>
+      <w:r>
+        <w:rPr>
+          <w:rFonts w:ascii="Segoe UI Emoji" w:hAnsi="Segoe UI Emoji" w:cs="Segoe UI Emoji"/>
+          <w:sz w:val="24"/>
+          <w:szCs w:val="24"/>
+        </w:rPr>
+        <w:br/>
+        <w:t>(ix) Compile the package successfully.</w:t>
+      </w:r>
+      <w:r>
+        <w:rPr>
+          <w:rFonts w:ascii="Segoe UI Emoji" w:hAnsi="Segoe UI Emoji" w:cs="Segoe UI Emoji"/>
+          <w:sz w:val="24"/>
+          <w:szCs w:val="24"/>
+        </w:rPr>
+        <w:br/>
+        <w:t>(x) Execute procedures using BEGIN...END blocks.</w:t>
+      </w:r>
+      <w:r>
+        <w:rPr>
+          <w:rFonts w:ascii="Segoe UI Emoji" w:hAnsi="Segoe UI Emoji" w:cs="Segoe UI Emoji"/>
+          <w:sz w:val="24"/>
+          <w:szCs w:val="24"/>
+        </w:rPr>
+        <w:br/>
+      </w:r>
+      <w:r>
+        <w:rPr>
+          <w:rFonts w:ascii="Segoe UI Emoji" w:hAnsi="Segoe UI Emoji" w:cs="Segoe UI Emoji"/>
+          <w:sz w:val="24"/>
+          <w:szCs w:val="24"/>
+        </w:rPr>
+        <w:lastRenderedPageBreak/>
+        <w:t>(xi) Display all employee records using cursor-based procedure.</w:t>
+      </w:r>
+      <w:r>
+        <w:rPr>
+          <w:rFonts w:ascii="Segoe UI Emoji" w:hAnsi="Segoe UI Emoji" w:cs="Segoe UI Emoji"/>
+          <w:sz w:val="24"/>
+          <w:szCs w:val="24"/>
+        </w:rPr>
+        <w:br/>
+        <w:t>(xii) Retrieve specific employee details using parameterized procedure.</w:t>
+      </w:r>
+      <w:r>
+        <w:rPr>
+          <w:rFonts w:ascii="Segoe UI Emoji" w:hAnsi="Segoe UI Emoji" w:cs="Segoe UI Emoji"/>
+          <w:sz w:val="24"/>
+          <w:szCs w:val="24"/>
+        </w:rPr>
+        <w:br/>
+        <w:t>(xiii) Observe output and verify correctness.</w:t>
+      </w:r>
+      <w:r>
+        <w:rPr>
+          <w:rFonts w:ascii="Segoe UI Emoji" w:hAnsi="Segoe UI Emoji" w:cs="Segoe UI Emoji"/>
+          <w:sz w:val="24"/>
+          <w:szCs w:val="24"/>
+        </w:rPr>
+        <w:br/>
+        <w:t>(xiv) Save code and capture screenshots.</w:t>
+      </w:r>
+    </w:p>
+    <w:p>
+      <w:pPr>
+        <w:rPr>
+          <w:rFonts w:ascii="Segoe UI Emoji" w:hAnsi="Segoe UI Emoji" w:cs="Segoe UI Emoji"/>
+          <w:sz w:val="24"/>
+          <w:szCs w:val="24"/>
+        </w:rPr>
+      </w:pPr>
+      <w:r>
+        <w:rPr>
+          <w:rFonts w:ascii="Segoe UI Emoji" w:hAnsi="Segoe UI Emoji" w:cs="Segoe UI Emoji"/>
+          <w:sz w:val="24"/>
+          <w:szCs w:val="24"/>
+        </w:rPr>
+        <w:pict w14:anchorId="126FA7E8">
+          <v:rect id="_x0000_i1134" style="width:0;height:1.5pt" o:hralign="center" o:hrstd="t" o:hr="t" fillcolor="#a0a0a0" stroked="f"/>
         </w:pict>
       </w:r>
     </w:p>
@@ -809,7 +991,7 @@
           <w:sz w:val="24"/>
           <w:szCs w:val="24"/>
         </w:rPr>
-        <w:t>5. I/O Analysis (Input / Output Analysis)</w:t>
+        <w:t>7. I/O Analysis (Input / Output Analysis)</w:t>
       </w:r>
     </w:p>
     <w:p>
@@ -852,6 +1034,15 @@
           <w:szCs w:val="24"/>
         </w:rPr>
         <w:br/>
+        <w:t>· Insert statements for sample data</w:t>
+      </w:r>
+      <w:r>
+        <w:rPr>
+          <w:rFonts w:ascii="Segoe UI Emoji" w:hAnsi="Segoe UI Emoji" w:cs="Segoe UI Emoji"/>
+          <w:sz w:val="24"/>
+          <w:szCs w:val="24"/>
+        </w:rPr>
+        <w:br/>
         <w:t>· Package specification and package body</w:t>
       </w:r>
       <w:r>
@@ -861,7 +1052,7 @@
           <w:szCs w:val="24"/>
         </w:rPr>
         <w:br/>
-        <w:t>· PL/SQL procedures for CRUD operations</w:t>
+        <w:t>· Cursor-based procedure logic</w:t>
       </w:r>
       <w:r>
         <w:rPr>
@@ -879,106 +1070,124 @@
           <w:szCs w:val="24"/>
         </w:rPr>
         <w:br/>
-        <w:t>· Input values: emp_id, emp_name, salary</w:t>
-      </w:r>
-    </w:p>
-    <w:p>
-      <w:pPr>
-        <w:rPr>
-          <w:rFonts w:ascii="Segoe UI Emoji" w:hAnsi="Segoe UI Emoji" w:cs="Segoe UI Emoji"/>
-          <w:sz w:val="24"/>
-          <w:szCs w:val="24"/>
-        </w:rPr>
-      </w:pPr>
-      <w:r>
-        <w:rPr>
-          <w:rFonts w:ascii="Segoe UI Emoji" w:hAnsi="Segoe UI Emoji" w:cs="Segoe UI Emoji"/>
-          <w:sz w:val="24"/>
-          <w:szCs w:val="24"/>
+        <w:t>· Input values: emp_id</w:t>
+      </w:r>
+    </w:p>
+    <w:p>
+      <w:pPr>
+        <w:rPr>
+          <w:rFonts w:ascii="Segoe UI Emoji" w:hAnsi="Segoe UI Emoji" w:cs="Segoe UI Emoji"/>
+          <w:sz w:val="24"/>
+          <w:szCs w:val="24"/>
+        </w:rPr>
+      </w:pPr>
+      <w:r>
+        <w:rPr>
+          <w:rFonts w:ascii="Segoe UI Emoji" w:hAnsi="Segoe UI Emoji" w:cs="Segoe UI Emoji"/>
+          <w:sz w:val="24"/>
+          <w:szCs w:val="24"/>
+        </w:rPr>
+        <w:pict w14:anchorId="6089308B">
+          <v:rect id="_x0000_i1135" style="width:0;height:1.5pt" o:hralign="center" o:hrstd="t" o:hr="t" fillcolor="#a0a0a0" stroked="f"/>
+        </w:pict>
+      </w:r>
+    </w:p>
+    <w:p>
+      <w:pPr>
+        <w:rPr>
+          <w:rFonts w:ascii="Segoe UI Emoji" w:hAnsi="Segoe UI Emoji" w:cs="Segoe UI Emoji"/>
+          <w:sz w:val="24"/>
+          <w:szCs w:val="24"/>
+        </w:rPr>
+      </w:pPr>
+      <w:r>
+        <w:rPr>
+          <w:rFonts w:ascii="Segoe UI Emoji" w:hAnsi="Segoe UI Emoji" w:cs="Segoe UI Emoji"/>
+          <w:sz w:val="24"/>
+          <w:szCs w:val="24"/>
+        </w:rPr>
+        <w:t>Output</w:t>
+      </w:r>
+    </w:p>
+    <w:p>
+      <w:pPr>
+        <w:rPr>
+          <w:rFonts w:ascii="Segoe UI Emoji" w:hAnsi="Segoe UI Emoji" w:cs="Segoe UI Emoji"/>
+          <w:sz w:val="24"/>
+          <w:szCs w:val="24"/>
+        </w:rPr>
+      </w:pPr>
+      <w:r>
+        <w:rPr>
+          <w:rFonts w:ascii="Segoe UI Emoji" w:hAnsi="Segoe UI Emoji" w:cs="Segoe UI Emoji"/>
+          <w:sz w:val="24"/>
+          <w:szCs w:val="24"/>
+        </w:rPr>
+        <w:t>· Display of all employee records using shared cursor</w:t>
+      </w:r>
+      <w:r>
+        <w:rPr>
+          <w:rFonts w:ascii="Segoe UI Emoji" w:hAnsi="Segoe UI Emoji" w:cs="Segoe UI Emoji"/>
+          <w:sz w:val="24"/>
+          <w:szCs w:val="24"/>
+        </w:rPr>
+        <w:br/>
+        <w:t>· Display of specific employee details (name and salary)</w:t>
+      </w:r>
+      <w:r>
+        <w:rPr>
+          <w:rFonts w:ascii="Segoe UI Emoji" w:hAnsi="Segoe UI Emoji" w:cs="Segoe UI Emoji"/>
+          <w:sz w:val="24"/>
+          <w:szCs w:val="24"/>
+        </w:rPr>
+        <w:br/>
+        <w:t>· Proper execution messages from PL/SQL</w:t>
+      </w:r>
+      <w:r>
+        <w:rPr>
+          <w:rFonts w:ascii="Segoe UI Emoji" w:hAnsi="Segoe UI Emoji" w:cs="Segoe UI Emoji"/>
+          <w:sz w:val="24"/>
+          <w:szCs w:val="24"/>
+        </w:rPr>
+        <w:br/>
+        <w:t>· Error message when employee record is not found</w:t>
+      </w:r>
+    </w:p>
+    <w:p>
+      <w:pPr>
+        <w:rPr>
+          <w:rFonts w:ascii="Segoe UI Emoji" w:hAnsi="Segoe UI Emoji" w:cs="Segoe UI Emoji"/>
+          <w:sz w:val="24"/>
+          <w:szCs w:val="24"/>
+        </w:rPr>
+      </w:pPr>
+      <w:r>
+        <w:rPr>
+          <w:rFonts w:ascii="Segoe UI Emoji" w:hAnsi="Segoe UI Emoji" w:cs="Segoe UI Emoji"/>
+          <w:sz w:val="24"/>
+          <w:szCs w:val="24"/>
+        </w:rPr>
+        <w:t>(Screenshots of execution and results are attached separately.)</w:t>
+      </w:r>
+    </w:p>
+    <w:p>
+      <w:pPr>
+        <w:rPr>
+          <w:rFonts w:ascii="Segoe UI Emoji" w:hAnsi="Segoe UI Emoji" w:cs="Segoe UI Emoji"/>
+          <w:sz w:val="24"/>
+          <w:szCs w:val="24"/>
+        </w:rPr>
+      </w:pPr>
+      <w:r>
+        <w:rPr>
+          <w:noProof/>
         </w:rPr>
         <w:lastRenderedPageBreak/>
-        <w:t>Output</w:t>
-      </w:r>
-    </w:p>
-    <w:p>
-      <w:pPr>
-        <w:rPr>
-          <w:rFonts w:ascii="Segoe UI Emoji" w:hAnsi="Segoe UI Emoji" w:cs="Segoe UI Emoji"/>
-          <w:sz w:val="24"/>
-          <w:szCs w:val="24"/>
-        </w:rPr>
-      </w:pPr>
-      <w:r>
-        <w:rPr>
-          <w:rFonts w:ascii="Segoe UI Emoji" w:hAnsi="Segoe UI Emoji" w:cs="Segoe UI Emoji"/>
-          <w:sz w:val="24"/>
-          <w:szCs w:val="24"/>
-        </w:rPr>
-        <w:t>· Employee record successfully inserted</w:t>
-      </w:r>
-      <w:r>
-        <w:rPr>
-          <w:rFonts w:ascii="Segoe UI Emoji" w:hAnsi="Segoe UI Emoji" w:cs="Segoe UI Emoji"/>
-          <w:sz w:val="24"/>
-          <w:szCs w:val="24"/>
-        </w:rPr>
-        <w:br/>
-        <w:t>· Display of employee details (name and salary)</w:t>
-      </w:r>
-      <w:r>
-        <w:rPr>
-          <w:rFonts w:ascii="Segoe UI Emoji" w:hAnsi="Segoe UI Emoji" w:cs="Segoe UI Emoji"/>
-          <w:sz w:val="24"/>
-          <w:szCs w:val="24"/>
-        </w:rPr>
-        <w:br/>
-        <w:t>· Salary updated successfully</w:t>
-      </w:r>
-      <w:r>
-        <w:rPr>
-          <w:rFonts w:ascii="Segoe UI Emoji" w:hAnsi="Segoe UI Emoji" w:cs="Segoe UI Emoji"/>
-          <w:sz w:val="24"/>
-          <w:szCs w:val="24"/>
-        </w:rPr>
-        <w:br/>
-        <w:t>· Employee record deleted successfully</w:t>
-      </w:r>
-      <w:r>
-        <w:rPr>
-          <w:rFonts w:ascii="Segoe UI Emoji" w:hAnsi="Segoe UI Emoji" w:cs="Segoe UI Emoji"/>
-          <w:sz w:val="24"/>
-          <w:szCs w:val="24"/>
-        </w:rPr>
-        <w:br/>
-        <w:t>· Error message when employee is not found</w:t>
-      </w:r>
-      <w:r>
-        <w:rPr>
-          <w:rFonts w:ascii="Segoe UI Emoji" w:hAnsi="Segoe UI Emoji" w:cs="Segoe UI Emoji"/>
-          <w:sz w:val="24"/>
-          <w:szCs w:val="24"/>
-        </w:rPr>
-        <w:br/>
-        <w:t>(Screenshots of execution and results are attached separately.)</w:t>
-      </w:r>
-    </w:p>
-    <w:p>
-      <w:pPr>
-        <w:rPr>
-          <w:rFonts w:ascii="Segoe UI Emoji" w:hAnsi="Segoe UI Emoji" w:cs="Segoe UI Emoji"/>
-          <w:sz w:val="24"/>
-          <w:szCs w:val="24"/>
-        </w:rPr>
-      </w:pPr>
-      <w:r>
-        <w:rPr>
-          <w:noProof/>
-        </w:rPr>
         <w:drawing>
-          <wp:inline distT="0" distB="0" distL="0" distR="0" wp14:anchorId="0F9EFCAB" wp14:editId="0A8B4458">
-            <wp:extent cx="3293745" cy="1718945"/>
-            <wp:effectExtent l="0" t="0" r="1905" b="0"/>
-            <wp:docPr id="1867323478" name="Picture 7"/>
+          <wp:inline distT="0" distB="0" distL="0" distR="0" wp14:anchorId="6EAC8128" wp14:editId="177ACB8F">
+            <wp:extent cx="4241800" cy="3640455"/>
+            <wp:effectExtent l="0" t="0" r="6350" b="0"/>
+            <wp:docPr id="174333651" name="Picture 6"/>
             <wp:cNvGraphicFramePr>
               <a:graphicFrameLocks xmlns:a="http://schemas.openxmlformats.org/drawingml/2006/main" noChangeAspect="1"/>
             </wp:cNvGraphicFramePr>
@@ -986,7 +1195,7 @@
               <a:graphicData uri="http://schemas.openxmlformats.org/drawingml/2006/picture">
                 <pic:pic xmlns:pic="http://schemas.openxmlformats.org/drawingml/2006/picture">
                   <pic:nvPicPr>
-                    <pic:cNvPr id="0" name="Picture 13"/>
+                    <pic:cNvPr id="0" name="Picture 163"/>
                     <pic:cNvPicPr>
                       <a:picLocks noChangeAspect="1" noChangeArrowheads="1"/>
                     </pic:cNvPicPr>
@@ -1007,7 +1216,7 @@
                   <pic:spPr bwMode="auto">
                     <a:xfrm>
                       <a:off x="0" y="0"/>
-                      <a:ext cx="3293745" cy="1718945"/>
+                      <a:ext cx="4241800" cy="3640455"/>
                     </a:xfrm>
                     <a:prstGeom prst="rect">
                       <a:avLst/>
@@ -1028,10 +1237,10 @@
           <w:noProof/>
         </w:rPr>
         <w:drawing>
-          <wp:inline distT="0" distB="0" distL="0" distR="0" wp14:anchorId="614FE9A3" wp14:editId="565DA8DD">
-            <wp:extent cx="4385945" cy="3623945"/>
-            <wp:effectExtent l="0" t="0" r="0" b="0"/>
-            <wp:docPr id="881178804" name="Picture 6"/>
+          <wp:inline distT="0" distB="0" distL="0" distR="0" wp14:anchorId="6AE3DB48" wp14:editId="0EB064B6">
+            <wp:extent cx="3708400" cy="1693545"/>
+            <wp:effectExtent l="0" t="0" r="6350" b="1905"/>
+            <wp:docPr id="673718268" name="Picture 5"/>
             <wp:cNvGraphicFramePr>
               <a:graphicFrameLocks xmlns:a="http://schemas.openxmlformats.org/drawingml/2006/main" noChangeAspect="1"/>
             </wp:cNvGraphicFramePr>
@@ -1039,7 +1248,7 @@
               <a:graphicData uri="http://schemas.openxmlformats.org/drawingml/2006/picture">
                 <pic:pic xmlns:pic="http://schemas.openxmlformats.org/drawingml/2006/picture">
                   <pic:nvPicPr>
-                    <pic:cNvPr id="0" name="Picture 12"/>
+                    <pic:cNvPr id="0" name="Picture 162"/>
                     <pic:cNvPicPr>
                       <a:picLocks noChangeAspect="1" noChangeArrowheads="1"/>
                     </pic:cNvPicPr>
@@ -1060,7 +1269,7 @@
                   <pic:spPr bwMode="auto">
                     <a:xfrm>
                       <a:off x="0" y="0"/>
-                      <a:ext cx="4385945" cy="3623945"/>
+                      <a:ext cx="3708400" cy="1693545"/>
                     </a:xfrm>
                     <a:prstGeom prst="rect">
                       <a:avLst/>
@@ -1080,12 +1289,11 @@
         <w:rPr>
           <w:noProof/>
         </w:rPr>
-        <w:lastRenderedPageBreak/>
         <w:drawing>
-          <wp:inline distT="0" distB="0" distL="0" distR="0" wp14:anchorId="51C2F0EC" wp14:editId="1EC4DDA3">
-            <wp:extent cx="3632200" cy="1879600"/>
-            <wp:effectExtent l="0" t="0" r="6350" b="6350"/>
-            <wp:docPr id="1030399520" name="Picture 5"/>
+          <wp:inline distT="0" distB="0" distL="0" distR="0" wp14:anchorId="42604DD2" wp14:editId="0CD102C7">
+            <wp:extent cx="3488055" cy="1718945"/>
+            <wp:effectExtent l="0" t="0" r="0" b="0"/>
+            <wp:docPr id="1338459214" name="Picture 4"/>
             <wp:cNvGraphicFramePr>
               <a:graphicFrameLocks xmlns:a="http://schemas.openxmlformats.org/drawingml/2006/main" noChangeAspect="1"/>
             </wp:cNvGraphicFramePr>
@@ -1093,7 +1301,7 @@
               <a:graphicData uri="http://schemas.openxmlformats.org/drawingml/2006/picture">
                 <pic:pic xmlns:pic="http://schemas.openxmlformats.org/drawingml/2006/picture">
                   <pic:nvPicPr>
-                    <pic:cNvPr id="0" name="Picture 11"/>
+                    <pic:cNvPr id="0" name="Picture 161"/>
                     <pic:cNvPicPr>
                       <a:picLocks noChangeAspect="1" noChangeArrowheads="1"/>
                     </pic:cNvPicPr>
@@ -1114,7 +1322,7 @@
                   <pic:spPr bwMode="auto">
                     <a:xfrm>
                       <a:off x="0" y="0"/>
-                      <a:ext cx="3632200" cy="1879600"/>
+                      <a:ext cx="3488055" cy="1718945"/>
                     </a:xfrm>
                     <a:prstGeom prst="rect">
                       <a:avLst/>
@@ -1134,11 +1342,12 @@
         <w:rPr>
           <w:noProof/>
         </w:rPr>
+        <w:lastRenderedPageBreak/>
         <w:drawing>
-          <wp:inline distT="0" distB="0" distL="0" distR="0" wp14:anchorId="3EA17E5A" wp14:editId="16D0C7EB">
-            <wp:extent cx="3827145" cy="1651000"/>
-            <wp:effectExtent l="0" t="0" r="1905" b="6350"/>
-            <wp:docPr id="1346449076" name="Picture 4"/>
+          <wp:inline distT="0" distB="0" distL="0" distR="0" wp14:anchorId="03964417" wp14:editId="1132309E">
+            <wp:extent cx="3911600" cy="2074545"/>
+            <wp:effectExtent l="0" t="0" r="0" b="1905"/>
+            <wp:docPr id="1114984423" name="Picture 3"/>
             <wp:cNvGraphicFramePr>
               <a:graphicFrameLocks xmlns:a="http://schemas.openxmlformats.org/drawingml/2006/main" noChangeAspect="1"/>
             </wp:cNvGraphicFramePr>
@@ -1146,7 +1355,7 @@
               <a:graphicData uri="http://schemas.openxmlformats.org/drawingml/2006/picture">
                 <pic:pic xmlns:pic="http://schemas.openxmlformats.org/drawingml/2006/picture">
                   <pic:nvPicPr>
-                    <pic:cNvPr id="0" name="Picture 10"/>
+                    <pic:cNvPr id="0" name="Picture 160"/>
                     <pic:cNvPicPr>
                       <a:picLocks noChangeAspect="1" noChangeArrowheads="1"/>
                     </pic:cNvPicPr>
@@ -1167,7 +1376,7 @@
                   <pic:spPr bwMode="auto">
                     <a:xfrm>
                       <a:off x="0" y="0"/>
-                      <a:ext cx="3827145" cy="1651000"/>
+                      <a:ext cx="3911600" cy="2074545"/>
                     </a:xfrm>
                     <a:prstGeom prst="rect">
                       <a:avLst/>
@@ -1188,10 +1397,10 @@
           <w:noProof/>
         </w:rPr>
         <w:drawing>
-          <wp:inline distT="0" distB="0" distL="0" distR="0" wp14:anchorId="54791CC2" wp14:editId="2590F48C">
-            <wp:extent cx="5511800" cy="1600200"/>
-            <wp:effectExtent l="0" t="0" r="0" b="0"/>
-            <wp:docPr id="1996296300" name="Picture 3"/>
+          <wp:inline distT="0" distB="0" distL="0" distR="0" wp14:anchorId="36BECED1" wp14:editId="6EC89BE6">
+            <wp:extent cx="4208145" cy="2032000"/>
+            <wp:effectExtent l="0" t="0" r="1905" b="6350"/>
+            <wp:docPr id="535067656" name="Picture 2"/>
             <wp:cNvGraphicFramePr>
               <a:graphicFrameLocks xmlns:a="http://schemas.openxmlformats.org/drawingml/2006/main" noChangeAspect="1"/>
             </wp:cNvGraphicFramePr>
@@ -1199,7 +1408,7 @@
               <a:graphicData uri="http://schemas.openxmlformats.org/drawingml/2006/picture">
                 <pic:pic xmlns:pic="http://schemas.openxmlformats.org/drawingml/2006/picture">
                   <pic:nvPicPr>
-                    <pic:cNvPr id="0" name="Picture 9"/>
+                    <pic:cNvPr id="0" name="Picture 159"/>
                     <pic:cNvPicPr>
                       <a:picLocks noChangeAspect="1" noChangeArrowheads="1"/>
                     </pic:cNvPicPr>
@@ -1220,7 +1429,7 @@
                   <pic:spPr bwMode="auto">
                     <a:xfrm>
                       <a:off x="0" y="0"/>
-                      <a:ext cx="5511800" cy="1600200"/>
+                      <a:ext cx="4208145" cy="2032000"/>
                     </a:xfrm>
                     <a:prstGeom prst="rect">
                       <a:avLst/>
@@ -1241,10 +1450,10 @@
           <w:noProof/>
         </w:rPr>
         <w:drawing>
-          <wp:inline distT="0" distB="0" distL="0" distR="0" wp14:anchorId="4551250E" wp14:editId="151614F7">
-            <wp:extent cx="5283200" cy="1701800"/>
-            <wp:effectExtent l="0" t="0" r="0" b="0"/>
-            <wp:docPr id="1795278839" name="Picture 2"/>
+          <wp:inline distT="0" distB="0" distL="0" distR="0" wp14:anchorId="51110510" wp14:editId="02816645">
+            <wp:extent cx="2565400" cy="1693545"/>
+            <wp:effectExtent l="0" t="0" r="6350" b="1905"/>
+            <wp:docPr id="1455052278" name="Picture 1"/>
             <wp:cNvGraphicFramePr>
               <a:graphicFrameLocks xmlns:a="http://schemas.openxmlformats.org/drawingml/2006/main" noChangeAspect="1"/>
             </wp:cNvGraphicFramePr>
@@ -1252,7 +1461,7 @@
               <a:graphicData uri="http://schemas.openxmlformats.org/drawingml/2006/picture">
                 <pic:pic xmlns:pic="http://schemas.openxmlformats.org/drawingml/2006/picture">
                   <pic:nvPicPr>
-                    <pic:cNvPr id="0" name="Picture 8"/>
+                    <pic:cNvPr id="0" name="Picture 158"/>
                     <pic:cNvPicPr>
                       <a:picLocks noChangeAspect="1" noChangeArrowheads="1"/>
                     </pic:cNvPicPr>
@@ -1273,7 +1482,7 @@
                   <pic:spPr bwMode="auto">
                     <a:xfrm>
                       <a:off x="0" y="0"/>
-                      <a:ext cx="5283200" cy="1701800"/>
+                      <a:ext cx="2565400" cy="1693545"/>
                     </a:xfrm>
                     <a:prstGeom prst="rect">
                       <a:avLst/>
@@ -1289,76 +1498,23 @@
           </wp:inline>
         </w:drawing>
       </w:r>
-      <w:r>
-        <w:rPr>
-          <w:noProof/>
-        </w:rPr>
-        <w:drawing>
-          <wp:inline distT="0" distB="0" distL="0" distR="0" wp14:anchorId="5507571C" wp14:editId="46B0E180">
-            <wp:extent cx="2971800" cy="1464945"/>
-            <wp:effectExtent l="0" t="0" r="0" b="1905"/>
-            <wp:docPr id="2088845172" name="Picture 1"/>
-            <wp:cNvGraphicFramePr>
-              <a:graphicFrameLocks xmlns:a="http://schemas.openxmlformats.org/drawingml/2006/main" noChangeAspect="1"/>
-            </wp:cNvGraphicFramePr>
-            <a:graphic xmlns:a="http://schemas.openxmlformats.org/drawingml/2006/main">
-              <a:graphicData uri="http://schemas.openxmlformats.org/drawingml/2006/picture">
-                <pic:pic xmlns:pic="http://schemas.openxmlformats.org/drawingml/2006/picture">
-                  <pic:nvPicPr>
-                    <pic:cNvPr id="0" name="Picture 7"/>
-                    <pic:cNvPicPr>
-                      <a:picLocks noChangeAspect="1" noChangeArrowheads="1"/>
-                    </pic:cNvPicPr>
-                  </pic:nvPicPr>
-                  <pic:blipFill>
-                    <a:blip r:embed="rId11">
-                      <a:extLst>
-                        <a:ext uri="{28A0092B-C50C-407E-A947-70E740481C1C}">
-                          <a14:useLocalDpi xmlns:a14="http://schemas.microsoft.com/office/drawing/2010/main" val="0"/>
-                        </a:ext>
-                      </a:extLst>
-                    </a:blip>
-                    <a:srcRect/>
-                    <a:stretch>
-                      <a:fillRect/>
-                    </a:stretch>
-                  </pic:blipFill>
-                  <pic:spPr bwMode="auto">
-                    <a:xfrm>
-                      <a:off x="0" y="0"/>
-                      <a:ext cx="2971800" cy="1464945"/>
-                    </a:xfrm>
-                    <a:prstGeom prst="rect">
-                      <a:avLst/>
-                    </a:prstGeom>
-                    <a:noFill/>
-                    <a:ln>
-                      <a:noFill/>
-                    </a:ln>
-                  </pic:spPr>
-                </pic:pic>
-              </a:graphicData>
-            </a:graphic>
-          </wp:inline>
-        </w:drawing>
-      </w:r>
-    </w:p>
-    <w:p>
-      <w:pPr>
-        <w:rPr>
-          <w:rFonts w:ascii="Segoe UI Emoji" w:hAnsi="Segoe UI Emoji" w:cs="Segoe UI Emoji"/>
-          <w:sz w:val="24"/>
-          <w:szCs w:val="24"/>
-        </w:rPr>
-      </w:pPr>
-      <w:r>
-        <w:rPr>
-          <w:rFonts w:ascii="Segoe UI Emoji" w:hAnsi="Segoe UI Emoji" w:cs="Segoe UI Emoji"/>
-          <w:sz w:val="24"/>
-          <w:szCs w:val="24"/>
-        </w:rPr>
-        <w:pict w14:anchorId="5226CDF6">
-          <v:rect id="_x0000_i1030" style="width:0;height:1.5pt" o:hralign="center" o:hrstd="t" o:hr="t" fillcolor="#a0a0a0" stroked="f"/>
+    </w:p>
+    <w:p>
+      <w:pPr>
+        <w:rPr>
+          <w:rFonts w:ascii="Segoe UI Emoji" w:hAnsi="Segoe UI Emoji" w:cs="Segoe UI Emoji"/>
+          <w:sz w:val="24"/>
+          <w:szCs w:val="24"/>
+        </w:rPr>
+      </w:pPr>
+      <w:r>
+        <w:rPr>
+          <w:rFonts w:ascii="Segoe UI Emoji" w:hAnsi="Segoe UI Emoji" w:cs="Segoe UI Emoji"/>
+          <w:sz w:val="24"/>
+          <w:szCs w:val="24"/>
+        </w:rPr>
+        <w:pict w14:anchorId="0A18265B">
+          <v:rect id="_x0000_i1136" style="width:0;height:1.5pt" o:hralign="center" o:hrstd="t" o:hr="t" fillcolor="#a0a0a0" stroked="f"/>
         </w:pict>
       </w:r>
     </w:p>
@@ -1380,100 +1536,183 @@
           <w:sz w:val="24"/>
           <w:szCs w:val="24"/>
         </w:rPr>
+        <w:t>8. Learning Outcome</w:t>
+      </w:r>
+    </w:p>
+    <w:p>
+      <w:pPr>
+        <w:rPr>
+          <w:rFonts w:ascii="Segoe UI Emoji" w:hAnsi="Segoe UI Emoji" w:cs="Segoe UI Emoji"/>
+          <w:sz w:val="24"/>
+          <w:szCs w:val="24"/>
+        </w:rPr>
+      </w:pPr>
+      <w:r>
+        <w:rPr>
+          <w:rFonts w:ascii="Segoe UI Emoji" w:hAnsi="Segoe UI Emoji" w:cs="Segoe UI Emoji"/>
+          <w:sz w:val="24"/>
+          <w:szCs w:val="24"/>
+        </w:rPr>
+        <w:t>From this practical session, the student gained:</w:t>
+      </w:r>
+      <w:r>
+        <w:rPr>
+          <w:rFonts w:ascii="Segoe UI Emoji" w:hAnsi="Segoe UI Emoji" w:cs="Segoe UI Emoji"/>
+          <w:sz w:val="24"/>
+          <w:szCs w:val="24"/>
+        </w:rPr>
+        <w:br/>
+        <w:t>· Understanding of PL/SQL package structure (specification and body)</w:t>
+      </w:r>
+      <w:r>
+        <w:rPr>
+          <w:rFonts w:ascii="Segoe UI Emoji" w:hAnsi="Segoe UI Emoji" w:cs="Segoe UI Emoji"/>
+          <w:sz w:val="24"/>
+          <w:szCs w:val="24"/>
+        </w:rPr>
+        <w:br/>
+        <w:t>· Knowledge of shared cursors and their usage</w:t>
+      </w:r>
+      <w:r>
+        <w:rPr>
+          <w:rFonts w:ascii="Segoe UI Emoji" w:hAnsi="Segoe UI Emoji" w:cs="Segoe UI Emoji"/>
+          <w:sz w:val="24"/>
+          <w:szCs w:val="24"/>
+        </w:rPr>
+        <w:br/>
+        <w:t>· Ability to implement modular database programs</w:t>
+      </w:r>
+      <w:r>
+        <w:rPr>
+          <w:rFonts w:ascii="Segoe UI Emoji" w:hAnsi="Segoe UI Emoji" w:cs="Segoe UI Emoji"/>
+          <w:sz w:val="24"/>
+          <w:szCs w:val="24"/>
+        </w:rPr>
+        <w:br/>
+        <w:t>· Experience with cursor-based data retrieval</w:t>
+      </w:r>
+      <w:r>
+        <w:rPr>
+          <w:rFonts w:ascii="Segoe UI Emoji" w:hAnsi="Segoe UI Emoji" w:cs="Segoe UI Emoji"/>
+          <w:sz w:val="24"/>
+          <w:szCs w:val="24"/>
+        </w:rPr>
+        <w:br/>
+        <w:t>· Skills in exception handling using PL/SQL</w:t>
+      </w:r>
+      <w:r>
+        <w:rPr>
+          <w:rFonts w:ascii="Segoe UI Emoji" w:hAnsi="Segoe UI Emoji" w:cs="Segoe UI Emoji"/>
+          <w:sz w:val="24"/>
+          <w:szCs w:val="24"/>
+        </w:rPr>
+        <w:br/>
+        <w:t>· Understanding of enterprise-level database design</w:t>
+      </w:r>
+      <w:r>
+        <w:rPr>
+          <w:rFonts w:ascii="Segoe UI Emoji" w:hAnsi="Segoe UI Emoji" w:cs="Segoe UI Emoji"/>
+          <w:sz w:val="24"/>
+          <w:szCs w:val="24"/>
+        </w:rPr>
+        <w:br/>
+        <w:t>· Hands-on experience with Oracle PL/SQL programming</w:t>
+      </w:r>
+      <w:r>
+        <w:rPr>
+          <w:rFonts w:ascii="Segoe UI Emoji" w:hAnsi="Segoe UI Emoji" w:cs="Segoe UI Emoji"/>
+          <w:sz w:val="24"/>
+          <w:szCs w:val="24"/>
+        </w:rPr>
+        <w:br/>
+        <w:t>· Insight into real-world backend systems</w:t>
+      </w:r>
+    </w:p>
+    <w:p>
+      <w:pPr>
+        <w:rPr>
+          <w:rFonts w:ascii="Segoe UI Emoji" w:hAnsi="Segoe UI Emoji" w:cs="Segoe UI Emoji"/>
+          <w:sz w:val="24"/>
+          <w:szCs w:val="24"/>
+        </w:rPr>
+      </w:pPr>
+      <w:r>
+        <w:rPr>
+          <w:rFonts w:ascii="Segoe UI Emoji" w:hAnsi="Segoe UI Emoji" w:cs="Segoe UI Emoji"/>
+          <w:sz w:val="24"/>
+          <w:szCs w:val="24"/>
+        </w:rPr>
         <w:lastRenderedPageBreak/>
-        <w:t>6. Learning Outcome</w:t>
-      </w:r>
-    </w:p>
-    <w:p>
-      <w:pPr>
-        <w:rPr>
-          <w:rFonts w:ascii="Segoe UI Emoji" w:hAnsi="Segoe UI Emoji" w:cs="Segoe UI Emoji"/>
-          <w:sz w:val="24"/>
-          <w:szCs w:val="24"/>
-        </w:rPr>
-      </w:pPr>
-      <w:r>
-        <w:rPr>
-          <w:rFonts w:ascii="Segoe UI Emoji" w:hAnsi="Segoe UI Emoji" w:cs="Segoe UI Emoji"/>
-          <w:sz w:val="24"/>
-          <w:szCs w:val="24"/>
-        </w:rPr>
-        <w:t>From this practical session, the student gained:</w:t>
-      </w:r>
-      <w:r>
-        <w:rPr>
-          <w:rFonts w:ascii="Segoe UI Emoji" w:hAnsi="Segoe UI Emoji" w:cs="Segoe UI Emoji"/>
-          <w:sz w:val="24"/>
-          <w:szCs w:val="24"/>
-        </w:rPr>
-        <w:br/>
-        <w:t>· Understanding of PL/SQL package structure (specification &amp; body)</w:t>
-      </w:r>
-      <w:r>
-        <w:rPr>
-          <w:rFonts w:ascii="Segoe UI Emoji" w:hAnsi="Segoe UI Emoji" w:cs="Segoe UI Emoji"/>
-          <w:sz w:val="24"/>
-          <w:szCs w:val="24"/>
-        </w:rPr>
-        <w:br/>
-        <w:t>· Knowledge of modular and reusable database programming</w:t>
-      </w:r>
-      <w:r>
-        <w:rPr>
-          <w:rFonts w:ascii="Segoe UI Emoji" w:hAnsi="Segoe UI Emoji" w:cs="Segoe UI Emoji"/>
-          <w:sz w:val="24"/>
-          <w:szCs w:val="24"/>
-        </w:rPr>
-        <w:br/>
-        <w:t>· Ability to implement CRUD operations using procedures</w:t>
-      </w:r>
-      <w:r>
-        <w:rPr>
-          <w:rFonts w:ascii="Segoe UI Emoji" w:hAnsi="Segoe UI Emoji" w:cs="Segoe UI Emoji"/>
-          <w:sz w:val="24"/>
-          <w:szCs w:val="24"/>
-        </w:rPr>
-        <w:br/>
-        <w:t>· Experience with exception handling in PL/SQL</w:t>
-      </w:r>
-      <w:r>
-        <w:rPr>
-          <w:rFonts w:ascii="Segoe UI Emoji" w:hAnsi="Segoe UI Emoji" w:cs="Segoe UI Emoji"/>
-          <w:sz w:val="24"/>
-          <w:szCs w:val="24"/>
-        </w:rPr>
-        <w:br/>
-        <w:t>· Improved understanding of database performance optimization</w:t>
-      </w:r>
-      <w:r>
-        <w:rPr>
-          <w:rFonts w:ascii="Segoe UI Emoji" w:hAnsi="Segoe UI Emoji" w:cs="Segoe UI Emoji"/>
-          <w:sz w:val="24"/>
-          <w:szCs w:val="24"/>
-        </w:rPr>
-        <w:br/>
-        <w:t>· Skills in enterprise-level backend database logic</w:t>
-      </w:r>
-      <w:r>
-        <w:rPr>
-          <w:rFonts w:ascii="Segoe UI Emoji" w:hAnsi="Segoe UI Emoji" w:cs="Segoe UI Emoji"/>
-          <w:sz w:val="24"/>
-          <w:szCs w:val="24"/>
-        </w:rPr>
-        <w:br/>
-        <w:t>· Hands-on experience with Oracle PL/SQL programming</w:t>
-      </w:r>
-      <w:r>
-        <w:rPr>
-          <w:rFonts w:ascii="Segoe UI Emoji" w:hAnsi="Segoe UI Emoji" w:cs="Segoe UI Emoji"/>
-          <w:sz w:val="24"/>
-          <w:szCs w:val="24"/>
-        </w:rPr>
-        <w:br/>
-        <w:t>· Insight into real-world database application development</w:t>
-      </w:r>
-    </w:p>
-    <w:p/>
+        <w:pict w14:anchorId="5B842D13">
+          <v:rect id="_x0000_i1137" style="width:0;height:1.5pt" o:hralign="center" o:hrstd="t" o:hr="t" fillcolor="#a0a0a0" stroked="f"/>
+        </w:pict>
+      </w:r>
+    </w:p>
+    <w:p>
+      <w:pPr>
+        <w:rPr>
+          <w:rFonts w:ascii="Segoe UI Emoji" w:hAnsi="Segoe UI Emoji" w:cs="Segoe UI Emoji"/>
+          <w:b/>
+          <w:bCs/>
+          <w:sz w:val="24"/>
+          <w:szCs w:val="24"/>
+        </w:rPr>
+      </w:pPr>
+      <w:r>
+        <w:rPr>
+          <w:rFonts w:ascii="Segoe UI Emoji" w:hAnsi="Segoe UI Emoji" w:cs="Segoe UI Emoji"/>
+          <w:b/>
+          <w:bCs/>
+          <w:sz w:val="24"/>
+          <w:szCs w:val="24"/>
+        </w:rPr>
+        <w:t>9. Conclusion</w:t>
+      </w:r>
+    </w:p>
+    <w:p>
+      <w:pPr>
+        <w:rPr>
+          <w:rFonts w:ascii="Segoe UI Emoji" w:hAnsi="Segoe UI Emoji" w:cs="Segoe UI Emoji"/>
+          <w:sz w:val="24"/>
+          <w:szCs w:val="24"/>
+        </w:rPr>
+      </w:pPr>
+      <w:r>
+        <w:rPr>
+          <w:rFonts w:ascii="Segoe UI Emoji" w:hAnsi="Segoe UI Emoji" w:cs="Segoe UI Emoji"/>
+          <w:sz w:val="24"/>
+          <w:szCs w:val="24"/>
+        </w:rPr>
+        <w:t>The PL/SQL package was successfully created and executed using procedures and a shared cursor. The experiment demonstrated modular programming, efficient data retrieval, and reusable database logic, which are essential for enterprise-level applications.</w:t>
+      </w:r>
+    </w:p>
+    <w:p>
+      <w:pPr>
+        <w:rPr>
+          <w:rFonts w:ascii="Segoe UI Emoji" w:hAnsi="Segoe UI Emoji" w:cs="Segoe UI Emoji"/>
+          <w:sz w:val="24"/>
+          <w:szCs w:val="24"/>
+        </w:rPr>
+      </w:pPr>
+      <w:r>
+        <w:rPr>
+          <w:rFonts w:ascii="Segoe UI Emoji" w:hAnsi="Segoe UI Emoji" w:cs="Segoe UI Emoji"/>
+          <w:sz w:val="24"/>
+          <w:szCs w:val="24"/>
+        </w:rPr>
+        <w:pict w14:anchorId="78C21EB2">
+          <v:rect id="_x0000_i1138" style="width:0;height:1.5pt" o:hralign="center" o:hrstd="t" o:hr="t" fillcolor="#a0a0a0" stroked="f"/>
+        </w:pict>
+      </w:r>
+    </w:p>
+    <w:p>
+      <w:pPr>
+        <w:rPr>
+          <w:sz w:val="20"/>
+          <w:szCs w:val="20"/>
+        </w:rPr>
+      </w:pPr>
+    </w:p>
     <w:sectPr>
       <w:pgSz w:w="11906" w:h="16838"/>
       <w:pgMar w:top="1440" w:right="1440" w:bottom="1440" w:left="1440" w:header="708" w:footer="708" w:gutter="0"/>
@@ -1604,6 +1843,119 @@
     </w:lvl>
   </w:abstractNum>
   <w:abstractNum w:abstractNumId="1" w15:restartNumberingAfterBreak="0">
+    <w:nsid w:val="227652F0"/>
+    <w:multiLevelType w:val="multilevel"/>
+    <w:tmpl w:val="EDBE1D32"/>
+    <w:lvl w:ilvl="0">
+      <w:start w:val="1"/>
+      <w:numFmt w:val="decimal"/>
+      <w:lvlText w:val="%1."/>
+      <w:lvlJc w:val="left"/>
+      <w:pPr>
+        <w:tabs>
+          <w:tab w:val="num" w:pos="720"/>
+        </w:tabs>
+        <w:ind w:left="720" w:hanging="360"/>
+      </w:pPr>
+    </w:lvl>
+    <w:lvl w:ilvl="1" w:tentative="1">
+      <w:start w:val="1"/>
+      <w:numFmt w:val="decimal"/>
+      <w:lvlText w:val="%2."/>
+      <w:lvlJc w:val="left"/>
+      <w:pPr>
+        <w:tabs>
+          <w:tab w:val="num" w:pos="1440"/>
+        </w:tabs>
+        <w:ind w:left="1440" w:hanging="360"/>
+      </w:pPr>
+    </w:lvl>
+    <w:lvl w:ilvl="2" w:tentative="1">
+      <w:start w:val="1"/>
+      <w:numFmt w:val="decimal"/>
+      <w:lvlText w:val="%3."/>
+      <w:lvlJc w:val="left"/>
+      <w:pPr>
+        <w:tabs>
+          <w:tab w:val="num" w:pos="2160"/>
+        </w:tabs>
+        <w:ind w:left="2160" w:hanging="360"/>
+      </w:pPr>
+    </w:lvl>
+    <w:lvl w:ilvl="3" w:tentative="1">
+      <w:start w:val="1"/>
+      <w:numFmt w:val="decimal"/>
+      <w:lvlText w:val="%4."/>
+      <w:lvlJc w:val="left"/>
+      <w:pPr>
+        <w:tabs>
+          <w:tab w:val="num" w:pos="2880"/>
+        </w:tabs>
+        <w:ind w:left="2880" w:hanging="360"/>
+      </w:pPr>
+    </w:lvl>
+    <w:lvl w:ilvl="4" w:tentative="1">
+      <w:start w:val="1"/>
+      <w:numFmt w:val="decimal"/>
+      <w:lvlText w:val="%5."/>
+      <w:lvlJc w:val="left"/>
+      <w:pPr>
+        <w:tabs>
+          <w:tab w:val="num" w:pos="3600"/>
+        </w:tabs>
+        <w:ind w:left="3600" w:hanging="360"/>
+      </w:pPr>
+    </w:lvl>
+    <w:lvl w:ilvl="5" w:tentative="1">
+      <w:start w:val="1"/>
+      <w:numFmt w:val="decimal"/>
+      <w:lvlText w:val="%6."/>
+      <w:lvlJc w:val="left"/>
+      <w:pPr>
+        <w:tabs>
+          <w:tab w:val="num" w:pos="4320"/>
+        </w:tabs>
+        <w:ind w:left="4320" w:hanging="360"/>
+      </w:pPr>
+    </w:lvl>
+    <w:lvl w:ilvl="6" w:tentative="1">
+      <w:start w:val="1"/>
+      <w:numFmt w:val="decimal"/>
+      <w:lvlText w:val="%7."/>
+      <w:lvlJc w:val="left"/>
+      <w:pPr>
+        <w:tabs>
+          <w:tab w:val="num" w:pos="5040"/>
+        </w:tabs>
+        <w:ind w:left="5040" w:hanging="360"/>
+      </w:pPr>
+    </w:lvl>
+    <w:lvl w:ilvl="7" w:tentative="1">
+      <w:start w:val="1"/>
+      <w:numFmt w:val="decimal"/>
+      <w:lvlText w:val="%8."/>
+      <w:lvlJc w:val="left"/>
+      <w:pPr>
+        <w:tabs>
+          <w:tab w:val="num" w:pos="5760"/>
+        </w:tabs>
+        <w:ind w:left="5760" w:hanging="360"/>
+      </w:pPr>
+    </w:lvl>
+    <w:lvl w:ilvl="8" w:tentative="1">
+      <w:start w:val="1"/>
+      <w:numFmt w:val="decimal"/>
+      <w:lvlText w:val="%9."/>
+      <w:lvlJc w:val="left"/>
+      <w:pPr>
+        <w:tabs>
+          <w:tab w:val="num" w:pos="6480"/>
+        </w:tabs>
+        <w:ind w:left="6480" w:hanging="360"/>
+      </w:pPr>
+    </w:lvl>
+  </w:abstractNum>
+  <w:abstractNum w:abstractNumId="2" w15:restartNumberingAfterBreak="0">
     <w:nsid w:val="23621658"/>
     <w:multiLevelType w:val="multilevel"/>
     <w:tmpl w:val="B57CC33E"/>
@@ -1752,7 +2104,7 @@
       </w:rPr>
     </w:lvl>
   </w:abstractNum>
-  <w:abstractNum w:abstractNumId="2" w15:restartNumberingAfterBreak="0">
+  <w:abstractNum w:abstractNumId="3" w15:restartNumberingAfterBreak="0">
     <w:nsid w:val="2AD7293F"/>
     <w:multiLevelType w:val="multilevel"/>
     <w:tmpl w:val="258E3560"/>
@@ -1901,7 +2253,7 @@
       </w:rPr>
     </w:lvl>
   </w:abstractNum>
-  <w:abstractNum w:abstractNumId="3" w15:restartNumberingAfterBreak="0">
+  <w:abstractNum w:abstractNumId="4" w15:restartNumberingAfterBreak="0">
     <w:nsid w:val="32F80D5D"/>
     <w:multiLevelType w:val="multilevel"/>
     <w:tmpl w:val="9730A942"/>
@@ -2014,7 +2366,7 @@
       </w:pPr>
     </w:lvl>
   </w:abstractNum>
-  <w:abstractNum w:abstractNumId="4" w15:restartNumberingAfterBreak="0">
+  <w:abstractNum w:abstractNumId="5" w15:restartNumberingAfterBreak="0">
     <w:nsid w:val="511609B3"/>
     <w:multiLevelType w:val="multilevel"/>
     <w:tmpl w:val="77103D64"/>
@@ -2163,7 +2515,7 @@
       </w:rPr>
     </w:lvl>
   </w:abstractNum>
-  <w:abstractNum w:abstractNumId="5" w15:restartNumberingAfterBreak="0">
+  <w:abstractNum w:abstractNumId="6" w15:restartNumberingAfterBreak="0">
     <w:nsid w:val="76DE7331"/>
     <w:multiLevelType w:val="multilevel"/>
     <w:tmpl w:val="E048DE1E"/>
@@ -2313,22 +2665,25 @@
     </w:lvl>
   </w:abstractNum>
   <w:num w:numId="1" w16cid:durableId="1801801206">
-    <w:abstractNumId w:val="1"/>
+    <w:abstractNumId w:val="2"/>
   </w:num>
   <w:num w:numId="2" w16cid:durableId="1136293184">
     <w:abstractNumId w:val="0"/>
   </w:num>
   <w:num w:numId="3" w16cid:durableId="1824466364">
+    <w:abstractNumId w:val="6"/>
+  </w:num>
+  <w:num w:numId="4" w16cid:durableId="1251937414">
     <w:abstractNumId w:val="5"/>
   </w:num>
-  <w:num w:numId="4" w16cid:durableId="1251937414">
+  <w:num w:numId="5" w16cid:durableId="2134323271">
+    <w:abstractNumId w:val="3"/>
+  </w:num>
+  <w:num w:numId="6" w16cid:durableId="1693653329">
     <w:abstractNumId w:val="4"/>
   </w:num>
-  <w:num w:numId="5" w16cid:durableId="2134323271">
-    <w:abstractNumId w:val="2"/>
-  </w:num>
-  <w:num w:numId="6" w16cid:durableId="1693653329">
-    <w:abstractNumId w:val="3"/>
+  <w:num w:numId="7" w16cid:durableId="1149783795">
+    <w:abstractNumId w:val="1"/>
   </w:num>
 </w:numbering>
 </file>
@@ -2936,7 +3291,6 @@
   <w:style w:type="character" w:default="1" w:styleId="DefaultParagraphFont">
     <w:name w:val="Default Paragraph Font"/>
     <w:uiPriority w:val="1"/>
-    <w:semiHidden/>
     <w:unhideWhenUsed/>
   </w:style>
   <w:style w:type="table" w:default="1" w:styleId="TableNormal">
